--- a/pr-preview/pr-302/measures-tracked-changes.docx
+++ b/pr-preview/pr-302/measures-tracked-changes.docx
@@ -16,7 +16,7 @@
       </w:pPr>
       <w:del w:id="1" w:author="PR Preview" w:date="2026-01-01T00:00:00Z">
         <w:r>
-          <w:delText xml:space="preserve">Last modified: 2026-10-15 00:49:40 (PDT)</w:delText>
+          <w:delText xml:space="preserve">Last modified: 2026-10-15 08:28:32 (PDT)</w:delText>
         </w:r>
       </w:del>
     </w:p>
@@ -200,7 +200,7 @@
       </w:pPr>
       <w:ins w:id="30" w:author="PR Preview" w:date="2026-01-01T00:00:00Z">
         <w:r>
-          <w:t xml:space="preserve">Last modified: 2026-10-15 01:44:16 (PDT)</w:t>
+          <w:t xml:space="preserve">Last modified: 2026-10-15 08:34:41 (PDT)</w:t>
         </w:r>
       </w:ins>
     </w:p>
@@ -47199,20 +47199,55 @@
             <w:b/>
             <w:bCs/>
           </w:rPr>
-          <w:delText xml:space="preserve">space and essential supremum norm)</w:delText>
-        </w:r>
-      </w:del>
+          <w:delText xml:space="preserve">space and essential supremum norm (</w:delText>
+        </w:r>
+      </w:del>
+      <m:oMath>
+        <m:sSup>
+          <m:e>
+            <m:r>
+              <m:t>L</m:t>
+            </m:r>
+          </m:e>
+          <m:sup>
+            <m:r>
+              <m:rPr>
+                <m:sty m:val="p"/>
+              </m:rPr>
+              <m:t>∞</m:t>
+            </m:r>
+          </m:sup>
+        </m:sSup>
+      </m:oMath>
       <w:del w:id="1677" w:author="PR Preview" w:date="2026-01-01T00:00:00Z">
         <w:r>
+          <w:rPr>
+            <w:b/>
+            <w:bCs/>
+          </w:rPr>
           <w:delText xml:space="preserve"> </w:delText>
         </w:r>
       </w:del>
       <w:del w:id="1678" w:author="PR Preview" w:date="2026-01-01T00:00:00Z">
         <w:r>
+          <w:rPr>
+            <w:b/>
+            <w:bCs/>
+          </w:rPr>
+          <w:delText xml:space="preserve">norm))</w:delText>
+        </w:r>
+      </w:del>
+      <w:del w:id="1679" w:author="PR Preview" w:date="2026-01-01T00:00:00Z">
+        <w:r>
+          <w:delText xml:space="preserve"> </w:delText>
+        </w:r>
+      </w:del>
+      <w:del w:id="1680" w:author="PR Preview" w:date="2026-01-01T00:00:00Z">
+        <w:r>
           <w:delText xml:space="preserve">Let</w:delText>
         </w:r>
       </w:del>
-      <w:del w:id="1679" w:author="PR Preview" w:date="2026-01-01T00:00:00Z">
+      <w:del w:id="1681" w:author="PR Preview" w:date="2026-01-01T00:00:00Z">
         <w:r>
           <w:delText xml:space="preserve"> </w:delText>
         </w:r>
@@ -47256,23 +47291,23 @@
           <m:t>)</m:t>
         </m:r>
       </m:oMath>
-      <w:del w:id="1680" w:author="PR Preview" w:date="2026-01-01T00:00:00Z">
+      <w:del w:id="1682" w:author="PR Preview" w:date="2026-01-01T00:00:00Z">
         <w:r>
           <w:delText xml:space="preserve"> </w:delText>
         </w:r>
       </w:del>
-      <w:del w:id="1681" w:author="PR Preview" w:date="2026-01-01T00:00:00Z">
+      <w:del w:id="1683" w:author="PR Preview" w:date="2026-01-01T00:00:00Z">
         <w:r>
           <w:delText xml:space="preserve">be a</w:delText>
         </w:r>
       </w:del>
-      <w:del w:id="1682" w:author="PR Preview" w:date="2026-01-01T00:00:00Z">
+      <w:del w:id="1684" w:author="PR Preview" w:date="2026-01-01T00:00:00Z">
         <w:r>
           <w:delText xml:space="preserve"> </w:delText>
         </w:r>
       </w:del>
       <w:hyperlink w:anchor="def-measure-space">
-        <w:del w:id="1683" w:author="PR Preview" w:date="2026-01-01T00:00:00Z">
+        <w:del w:id="1685" w:author="PR Preview" w:date="2026-01-01T00:00:00Z">
           <w:r>
             <w:rPr>
               <w:rStyle w:val="Hyperlink"/>
@@ -47281,22 +47316,22 @@
           </w:r>
         </w:del>
       </w:hyperlink>
-      <w:del w:id="1684" w:author="PR Preview" w:date="2026-01-01T00:00:00Z">
+      <w:del w:id="1686" w:author="PR Preview" w:date="2026-01-01T00:00:00Z">
         <w:r>
           <w:delText xml:space="preserve">.</w:delText>
         </w:r>
       </w:del>
-      <w:del w:id="1685" w:author="PR Preview" w:date="2026-01-01T00:00:00Z">
+      <w:del w:id="1687" w:author="PR Preview" w:date="2026-01-01T00:00:00Z">
         <w:r>
           <w:delText xml:space="preserve"> </w:delText>
         </w:r>
       </w:del>
-      <w:del w:id="1686" w:author="PR Preview" w:date="2026-01-01T00:00:00Z">
+      <w:del w:id="1688" w:author="PR Preview" w:date="2026-01-01T00:00:00Z">
         <w:r>
           <w:delText xml:space="preserve">For</w:delText>
         </w:r>
       </w:del>
-      <w:del w:id="1687" w:author="PR Preview" w:date="2026-01-01T00:00:00Z">
+      <w:del w:id="1689" w:author="PR Preview" w:date="2026-01-01T00:00:00Z">
         <w:r>
           <w:delText xml:space="preserve"> </w:delText>
         </w:r>
@@ -47318,17 +47353,17 @@
           <m:t>∞</m:t>
         </m:r>
       </m:oMath>
-      <w:del w:id="1688" w:author="PR Preview" w:date="2026-01-01T00:00:00Z">
+      <w:del w:id="1690" w:author="PR Preview" w:date="2026-01-01T00:00:00Z">
         <w:r>
           <w:delText xml:space="preserve">, the</w:delText>
         </w:r>
       </w:del>
-      <w:del w:id="1689" w:author="PR Preview" w:date="2026-01-01T00:00:00Z">
+      <w:del w:id="1691" w:author="PR Preview" w:date="2026-01-01T00:00:00Z">
         <w:r>
           <w:delText xml:space="preserve"> </w:delText>
         </w:r>
       </w:del>
-      <w:del w:id="1690" w:author="PR Preview" w:date="2026-01-01T00:00:00Z">
+      <w:del w:id="1692" w:author="PR Preview" w:date="2026-01-01T00:00:00Z">
         <w:r>
           <w:rPr>
             <w:b/>
@@ -47337,17 +47372,17 @@
           <w:delText xml:space="preserve">essential supremum norm</w:delText>
         </w:r>
       </w:del>
-      <w:del w:id="1691" w:author="PR Preview" w:date="2026-01-01T00:00:00Z">
+      <w:del w:id="1693" w:author="PR Preview" w:date="2026-01-01T00:00:00Z">
         <w:r>
           <w:delText xml:space="preserve"> </w:delText>
         </w:r>
       </w:del>
-      <w:del w:id="1692" w:author="PR Preview" w:date="2026-01-01T00:00:00Z">
+      <w:del w:id="1694" w:author="PR Preview" w:date="2026-01-01T00:00:00Z">
         <w:r>
           <w:delText xml:space="preserve">(or</w:delText>
         </w:r>
       </w:del>
-      <w:del w:id="1693" w:author="PR Preview" w:date="2026-01-01T00:00:00Z">
+      <w:del w:id="1695" w:author="PR Preview" w:date="2026-01-01T00:00:00Z">
         <w:r>
           <w:delText xml:space="preserve"> </w:delText>
         </w:r>
@@ -47369,7 +47404,7 @@
           </m:sup>
         </m:sSup>
       </m:oMath>
-      <w:del w:id="1694" w:author="PR Preview" w:date="2026-01-01T00:00:00Z">
+      <w:del w:id="1696" w:author="PR Preview" w:date="2026-01-01T00:00:00Z">
         <w:r>
           <w:rPr>
             <w:b/>
@@ -47378,7 +47413,7 @@
           <w:delText xml:space="preserve"> </w:delText>
         </w:r>
       </w:del>
-      <w:del w:id="1695" w:author="PR Preview" w:date="2026-01-01T00:00:00Z">
+      <w:del w:id="1697" w:author="PR Preview" w:date="2026-01-01T00:00:00Z">
         <w:r>
           <w:rPr>
             <w:b/>
@@ -47387,18 +47422,18 @@
           <w:delText xml:space="preserve">norm</w:delText>
         </w:r>
       </w:del>
-      <w:del w:id="1696" w:author="PR Preview" w:date="2026-01-01T00:00:00Z">
+      <w:del w:id="1698" w:author="PR Preview" w:date="2026-01-01T00:00:00Z">
         <w:r>
           <w:delText xml:space="preserve">) of a</w:delText>
         </w:r>
       </w:del>
-      <w:del w:id="1697" w:author="PR Preview" w:date="2026-01-01T00:00:00Z">
+      <w:del w:id="1699" w:author="PR Preview" w:date="2026-01-01T00:00:00Z">
         <w:r>
           <w:delText xml:space="preserve"> </w:delText>
         </w:r>
       </w:del>
       <w:hyperlink w:anchor="def-measurable-function">
-        <w:del w:id="1698" w:author="PR Preview" w:date="2026-01-01T00:00:00Z">
+        <w:del w:id="1700" w:author="PR Preview" w:date="2026-01-01T00:00:00Z">
           <w:r>
             <w:rPr>
               <w:rStyle w:val="Hyperlink"/>
@@ -47407,7 +47442,7 @@
           </w:r>
         </w:del>
       </w:hyperlink>
-      <w:del w:id="1699" w:author="PR Preview" w:date="2026-01-01T00:00:00Z">
+      <w:del w:id="1701" w:author="PR Preview" w:date="2026-01-01T00:00:00Z">
         <w:r>
           <w:delText xml:space="preserve"> </w:delText>
         </w:r>
@@ -47439,12 +47474,12 @@
           <m:t>R</m:t>
         </m:r>
       </m:oMath>
-      <w:del w:id="1700" w:author="PR Preview" w:date="2026-01-01T00:00:00Z">
+      <w:del w:id="1702" w:author="PR Preview" w:date="2026-01-01T00:00:00Z">
         <w:r>
           <w:delText xml:space="preserve"> </w:delText>
         </w:r>
       </w:del>
-      <w:del w:id="1701" w:author="PR Preview" w:date="2026-01-01T00:00:00Z">
+      <w:del w:id="1703" w:author="PR Preview" w:date="2026-01-01T00:00:00Z">
         <w:r>
           <w:delText xml:space="preserve">is:</w:delText>
         </w:r>
@@ -47663,12 +47698,12 @@
       <w:pPr>
         <w:pStyle w:val="FirstParagraph"/>
       </w:pPr>
-      <w:del w:id="1702" w:author="PR Preview" w:date="2026-01-01T00:00:00Z">
+      <w:del w:id="1704" w:author="PR Preview" w:date="2026-01-01T00:00:00Z">
         <w:r>
           <w:delText xml:space="preserve">The space</w:delText>
         </w:r>
       </w:del>
-      <w:del w:id="1703" w:author="PR Preview" w:date="2026-01-01T00:00:00Z">
+      <w:del w:id="1705" w:author="PR Preview" w:date="2026-01-01T00:00:00Z">
         <w:r>
           <w:delText xml:space="preserve"> </w:delText>
         </w:r>
@@ -47727,33 +47762,33 @@
           <m:t>)</m:t>
         </m:r>
       </m:oMath>
-      <w:del w:id="1704" w:author="PR Preview" w:date="2026-01-01T00:00:00Z">
+      <w:del w:id="1706" w:author="PR Preview" w:date="2026-01-01T00:00:00Z">
         <w:r>
           <w:delText xml:space="preserve"> </w:delText>
         </w:r>
       </w:del>
-      <w:del w:id="1705" w:author="PR Preview" w:date="2026-01-01T00:00:00Z">
+      <w:del w:id="1707" w:author="PR Preview" w:date="2026-01-01T00:00:00Z">
         <w:r>
           <w:delText xml:space="preserve">consists of equivalence classes of essentially bounded measurable functions,</w:delText>
         </w:r>
       </w:del>
-      <w:del w:id="1706" w:author="PR Preview" w:date="2026-01-01T00:00:00Z">
+      <w:del w:id="1708" w:author="PR Preview" w:date="2026-01-01T00:00:00Z">
         <w:r>
           <w:delText xml:space="preserve"> </w:delText>
         </w:r>
       </w:del>
-      <w:del w:id="1707" w:author="PR Preview" w:date="2026-01-01T00:00:00Z">
+      <w:del w:id="1709" w:author="PR Preview" w:date="2026-01-01T00:00:00Z">
         <w:r>
           <w:delText xml:space="preserve">identified as in</w:delText>
         </w:r>
       </w:del>
-      <w:del w:id="1708" w:author="PR Preview" w:date="2026-01-01T00:00:00Z">
+      <w:del w:id="1710" w:author="PR Preview" w:date="2026-01-01T00:00:00Z">
         <w:r>
           <w:delText xml:space="preserve"> </w:delText>
         </w:r>
       </w:del>
       <w:hyperlink w:anchor="def-lp-space">
-        <w:del w:id="1709" w:author="PR Preview" w:date="2026-01-01T00:00:00Z">
+        <w:del w:id="1711" w:author="PR Preview" w:date="2026-01-01T00:00:00Z">
           <w:r>
             <w:rPr>
               <w:rStyle w:val="Hyperlink"/>
@@ -47762,23 +47797,23 @@
           </w:r>
         </w:del>
       </w:hyperlink>
-      <w:del w:id="1710" w:author="PR Preview" w:date="2026-01-01T00:00:00Z">
+      <w:del w:id="1712" w:author="PR Preview" w:date="2026-01-01T00:00:00Z">
         <w:r>
           <w:delText xml:space="preserve"> </w:delText>
         </w:r>
       </w:del>
-      <w:del w:id="1711" w:author="PR Preview" w:date="2026-01-01T00:00:00Z">
+      <w:del w:id="1713" w:author="PR Preview" w:date="2026-01-01T00:00:00Z">
         <w:r>
           <w:delText xml:space="preserve">when they are equal</w:delText>
         </w:r>
       </w:del>
-      <w:del w:id="1712" w:author="PR Preview" w:date="2026-01-01T00:00:00Z">
+      <w:del w:id="1714" w:author="PR Preview" w:date="2026-01-01T00:00:00Z">
         <w:r>
           <w:delText xml:space="preserve"> </w:delText>
         </w:r>
       </w:del>
       <w:hyperlink w:anchor="def-almost-everywhere">
-        <w:del w:id="1713" w:author="PR Preview" w:date="2026-01-01T00:00:00Z">
+        <w:del w:id="1715" w:author="PR Preview" w:date="2026-01-01T00:00:00Z">
           <w:r>
             <w:rPr>
               <w:rStyle w:val="Hyperlink"/>
@@ -47787,7 +47822,7 @@
           </w:r>
         </w:del>
       </w:hyperlink>
-      <w:del w:id="1714" w:author="PR Preview" w:date="2026-01-01T00:00:00Z">
+      <w:del w:id="1716" w:author="PR Preview" w:date="2026-01-01T00:00:00Z">
         <w:r>
           <w:delText xml:space="preserve">.</w:delText>
         </w:r>
@@ -47797,7 +47832,7 @@
       <w:pPr>
         <w:pStyle w:val="BodyText"/>
       </w:pPr>
-      <w:del w:id="1715" w:author="PR Preview" w:date="2026-01-01T00:00:00Z">
+      <w:del w:id="1717" w:author="PR Preview" w:date="2026-01-01T00:00:00Z">
         <w:r>
           <w:rPr>
             <w:b/>
@@ -47806,17 +47841,17 @@
           <w:delText xml:space="preserve">Theorem 5 (Holder’s inequality)</w:delText>
         </w:r>
       </w:del>
-      <w:del w:id="1716" w:author="PR Preview" w:date="2026-01-01T00:00:00Z">
+      <w:del w:id="1718" w:author="PR Preview" w:date="2026-01-01T00:00:00Z">
         <w:r>
           <w:delText xml:space="preserve"> </w:delText>
         </w:r>
       </w:del>
-      <w:del w:id="1717" w:author="PR Preview" w:date="2026-01-01T00:00:00Z">
+      <w:del w:id="1719" w:author="PR Preview" w:date="2026-01-01T00:00:00Z">
         <w:r>
           <w:delText xml:space="preserve">Let</w:delText>
         </w:r>
       </w:del>
-      <w:del w:id="1718" w:author="PR Preview" w:date="2026-01-01T00:00:00Z">
+      <w:del w:id="1720" w:author="PR Preview" w:date="2026-01-01T00:00:00Z">
         <w:r>
           <w:delText xml:space="preserve"> </w:delText>
         </w:r>
@@ -47860,23 +47895,23 @@
           <m:t>)</m:t>
         </m:r>
       </m:oMath>
-      <w:del w:id="1719" w:author="PR Preview" w:date="2026-01-01T00:00:00Z">
+      <w:del w:id="1721" w:author="PR Preview" w:date="2026-01-01T00:00:00Z">
         <w:r>
           <w:delText xml:space="preserve"> </w:delText>
         </w:r>
       </w:del>
-      <w:del w:id="1720" w:author="PR Preview" w:date="2026-01-01T00:00:00Z">
+      <w:del w:id="1722" w:author="PR Preview" w:date="2026-01-01T00:00:00Z">
         <w:r>
           <w:delText xml:space="preserve">be a</w:delText>
         </w:r>
       </w:del>
-      <w:del w:id="1721" w:author="PR Preview" w:date="2026-01-01T00:00:00Z">
+      <w:del w:id="1723" w:author="PR Preview" w:date="2026-01-01T00:00:00Z">
         <w:r>
           <w:delText xml:space="preserve"> </w:delText>
         </w:r>
       </w:del>
       <w:hyperlink w:anchor="def-measure-space">
-        <w:del w:id="1722" w:author="PR Preview" w:date="2026-01-01T00:00:00Z">
+        <w:del w:id="1724" w:author="PR Preview" w:date="2026-01-01T00:00:00Z">
           <w:r>
             <w:rPr>
               <w:rStyle w:val="Hyperlink"/>
@@ -47885,22 +47920,22 @@
           </w:r>
         </w:del>
       </w:hyperlink>
-      <w:del w:id="1723" w:author="PR Preview" w:date="2026-01-01T00:00:00Z">
+      <w:del w:id="1725" w:author="PR Preview" w:date="2026-01-01T00:00:00Z">
         <w:r>
           <w:delText xml:space="preserve">,</w:delText>
         </w:r>
       </w:del>
-      <w:del w:id="1724" w:author="PR Preview" w:date="2026-01-01T00:00:00Z">
+      <w:del w:id="1726" w:author="PR Preview" w:date="2026-01-01T00:00:00Z">
         <w:r>
           <w:delText xml:space="preserve"> </w:delText>
         </w:r>
       </w:del>
-      <w:del w:id="1725" w:author="PR Preview" w:date="2026-01-01T00:00:00Z">
+      <w:del w:id="1727" w:author="PR Preview" w:date="2026-01-01T00:00:00Z">
         <w:r>
           <w:delText xml:space="preserve">and let</w:delText>
         </w:r>
       </w:del>
-      <w:del w:id="1726" w:author="PR Preview" w:date="2026-01-01T00:00:00Z">
+      <w:del w:id="1728" w:author="PR Preview" w:date="2026-01-01T00:00:00Z">
         <w:r>
           <w:delText xml:space="preserve"> </w:delText>
         </w:r>
@@ -47952,17 +47987,17 @@
           <m:t>]</m:t>
         </m:r>
       </m:oMath>
-      <w:del w:id="1727" w:author="PR Preview" w:date="2026-01-01T00:00:00Z">
+      <w:del w:id="1729" w:author="PR Preview" w:date="2026-01-01T00:00:00Z">
         <w:r>
           <w:delText xml:space="preserve"> </w:delText>
         </w:r>
       </w:del>
-      <w:del w:id="1728" w:author="PR Preview" w:date="2026-01-01T00:00:00Z">
+      <w:del w:id="1730" w:author="PR Preview" w:date="2026-01-01T00:00:00Z">
         <w:r>
           <w:delText xml:space="preserve">be conjugate exponents satisfying</w:delText>
         </w:r>
       </w:del>
-      <w:del w:id="1729" w:author="PR Preview" w:date="2026-01-01T00:00:00Z">
+      <w:del w:id="1731" w:author="PR Preview" w:date="2026-01-01T00:00:00Z">
         <w:r>
           <w:delText xml:space="preserve"> </w:delText>
         </w:r>
@@ -48014,17 +48049,17 @@
           <m:t>1</m:t>
         </m:r>
       </m:oMath>
-      <w:del w:id="1730" w:author="PR Preview" w:date="2026-01-01T00:00:00Z">
+      <w:del w:id="1732" w:author="PR Preview" w:date="2026-01-01T00:00:00Z">
         <w:r>
           <w:delText xml:space="preserve"> </w:delText>
         </w:r>
       </w:del>
-      <w:del w:id="1731" w:author="PR Preview" w:date="2026-01-01T00:00:00Z">
+      <w:del w:id="1733" w:author="PR Preview" w:date="2026-01-01T00:00:00Z">
         <w:r>
           <w:delText xml:space="preserve">(with the convention that</w:delText>
         </w:r>
       </w:del>
-      <w:del w:id="1732" w:author="PR Preview" w:date="2026-01-01T00:00:00Z">
+      <w:del w:id="1734" w:author="PR Preview" w:date="2026-01-01T00:00:00Z">
         <w:r>
           <w:delText xml:space="preserve"> </w:delText>
         </w:r>
@@ -48046,17 +48081,17 @@
           <m:t>∞</m:t>
         </m:r>
       </m:oMath>
-      <w:del w:id="1733" w:author="PR Preview" w:date="2026-01-01T00:00:00Z">
+      <w:del w:id="1735" w:author="PR Preview" w:date="2026-01-01T00:00:00Z">
         <w:r>
           <w:delText xml:space="preserve"> </w:delText>
         </w:r>
       </w:del>
-      <w:del w:id="1734" w:author="PR Preview" w:date="2026-01-01T00:00:00Z">
+      <w:del w:id="1736" w:author="PR Preview" w:date="2026-01-01T00:00:00Z">
         <w:r>
           <w:delText xml:space="preserve">when</w:delText>
         </w:r>
       </w:del>
-      <w:del w:id="1735" w:author="PR Preview" w:date="2026-01-01T00:00:00Z">
+      <w:del w:id="1737" w:author="PR Preview" w:date="2026-01-01T00:00:00Z">
         <w:r>
           <w:delText xml:space="preserve"> </w:delText>
         </w:r>
@@ -48075,12 +48110,12 @@
           <m:t>1</m:t>
         </m:r>
       </m:oMath>
-      <w:del w:id="1736" w:author="PR Preview" w:date="2026-01-01T00:00:00Z">
+      <w:del w:id="1738" w:author="PR Preview" w:date="2026-01-01T00:00:00Z">
         <w:r>
           <w:delText xml:space="preserve">, and</w:delText>
         </w:r>
       </w:del>
-      <w:del w:id="1737" w:author="PR Preview" w:date="2026-01-01T00:00:00Z">
+      <w:del w:id="1739" w:author="PR Preview" w:date="2026-01-01T00:00:00Z">
         <w:r>
           <w:delText xml:space="preserve"> </w:delText>
         </w:r>
@@ -48099,17 +48134,17 @@
           <m:t>1</m:t>
         </m:r>
       </m:oMath>
-      <w:del w:id="1738" w:author="PR Preview" w:date="2026-01-01T00:00:00Z">
+      <w:del w:id="1740" w:author="PR Preview" w:date="2026-01-01T00:00:00Z">
         <w:r>
           <w:delText xml:space="preserve"> </w:delText>
         </w:r>
       </w:del>
-      <w:del w:id="1739" w:author="PR Preview" w:date="2026-01-01T00:00:00Z">
+      <w:del w:id="1741" w:author="PR Preview" w:date="2026-01-01T00:00:00Z">
         <w:r>
           <w:delText xml:space="preserve">when</w:delText>
         </w:r>
       </w:del>
-      <w:del w:id="1740" w:author="PR Preview" w:date="2026-01-01T00:00:00Z">
+      <w:del w:id="1742" w:author="PR Preview" w:date="2026-01-01T00:00:00Z">
         <w:r>
           <w:delText xml:space="preserve"> </w:delText>
         </w:r>
@@ -48131,22 +48166,22 @@
           <m:t>∞</m:t>
         </m:r>
       </m:oMath>
-      <w:del w:id="1741" w:author="PR Preview" w:date="2026-01-01T00:00:00Z">
+      <w:del w:id="1743" w:author="PR Preview" w:date="2026-01-01T00:00:00Z">
         <w:r>
           <w:delText xml:space="preserve">).</w:delText>
         </w:r>
       </w:del>
-      <w:del w:id="1742" w:author="PR Preview" w:date="2026-01-01T00:00:00Z">
+      <w:del w:id="1744" w:author="PR Preview" w:date="2026-01-01T00:00:00Z">
         <w:r>
           <w:delText xml:space="preserve"> </w:delText>
         </w:r>
       </w:del>
-      <w:del w:id="1743" w:author="PR Preview" w:date="2026-01-01T00:00:00Z">
+      <w:del w:id="1745" w:author="PR Preview" w:date="2026-01-01T00:00:00Z">
         <w:r>
           <w:delText xml:space="preserve">If</w:delText>
         </w:r>
       </w:del>
-      <w:del w:id="1744" w:author="PR Preview" w:date="2026-01-01T00:00:00Z">
+      <w:del w:id="1746" w:author="PR Preview" w:date="2026-01-01T00:00:00Z">
         <w:r>
           <w:delText xml:space="preserve"> </w:delText>
         </w:r>
@@ -48189,17 +48224,17 @@
           <m:t>)</m:t>
         </m:r>
       </m:oMath>
-      <w:del w:id="1745" w:author="PR Preview" w:date="2026-01-01T00:00:00Z">
+      <w:del w:id="1747" w:author="PR Preview" w:date="2026-01-01T00:00:00Z">
         <w:r>
           <w:delText xml:space="preserve"> </w:delText>
         </w:r>
       </w:del>
-      <w:del w:id="1746" w:author="PR Preview" w:date="2026-01-01T00:00:00Z">
+      <w:del w:id="1748" w:author="PR Preview" w:date="2026-01-01T00:00:00Z">
         <w:r>
           <w:delText xml:space="preserve">and</w:delText>
         </w:r>
       </w:del>
-      <w:del w:id="1747" w:author="PR Preview" w:date="2026-01-01T00:00:00Z">
+      <w:del w:id="1749" w:author="PR Preview" w:date="2026-01-01T00:00:00Z">
         <w:r>
           <w:delText xml:space="preserve"> </w:delText>
         </w:r>
@@ -48242,18 +48277,18 @@
           <m:t>)</m:t>
         </m:r>
       </m:oMath>
-      <w:del w:id="1748" w:author="PR Preview" w:date="2026-01-01T00:00:00Z">
+      <w:del w:id="1750" w:author="PR Preview" w:date="2026-01-01T00:00:00Z">
         <w:r>
           <w:delText xml:space="preserve"> </w:delText>
         </w:r>
       </w:del>
-      <w:del w:id="1749" w:author="PR Preview" w:date="2026-01-01T00:00:00Z">
+      <w:del w:id="1751" w:author="PR Preview" w:date="2026-01-01T00:00:00Z">
         <w:r>
           <w:delText xml:space="preserve">(</w:delText>
         </w:r>
       </w:del>
       <w:hyperlink w:anchor="def-lp-space">
-        <w:del w:id="1750" w:author="PR Preview" w:date="2026-01-01T00:00:00Z">
+        <w:del w:id="1752" w:author="PR Preview" w:date="2026-01-01T00:00:00Z">
           <w:r>
             <w:rPr>
               <w:rStyle w:val="Hyperlink"/>
@@ -48262,22 +48297,22 @@
           </w:r>
         </w:del>
       </w:hyperlink>
-      <w:del w:id="1751" w:author="PR Preview" w:date="2026-01-01T00:00:00Z">
+      <w:del w:id="1753" w:author="PR Preview" w:date="2026-01-01T00:00:00Z">
         <w:r>
           <w:delText xml:space="preserve">),</w:delText>
         </w:r>
       </w:del>
-      <w:del w:id="1752" w:author="PR Preview" w:date="2026-01-01T00:00:00Z">
+      <w:del w:id="1754" w:author="PR Preview" w:date="2026-01-01T00:00:00Z">
         <w:r>
           <w:delText xml:space="preserve"> </w:delText>
         </w:r>
       </w:del>
-      <w:del w:id="1753" w:author="PR Preview" w:date="2026-01-01T00:00:00Z">
+      <w:del w:id="1755" w:author="PR Preview" w:date="2026-01-01T00:00:00Z">
         <w:r>
           <w:delText xml:space="preserve">then their product</w:delText>
         </w:r>
       </w:del>
-      <w:del w:id="1754" w:author="PR Preview" w:date="2026-01-01T00:00:00Z">
+      <w:del w:id="1756" w:author="PR Preview" w:date="2026-01-01T00:00:00Z">
         <w:r>
           <w:delText xml:space="preserve"> </w:delText>
         </w:r>
@@ -48290,23 +48325,23 @@
           <m:t>g</m:t>
         </m:r>
       </m:oMath>
-      <w:del w:id="1755" w:author="PR Preview" w:date="2026-01-01T00:00:00Z">
+      <w:del w:id="1757" w:author="PR Preview" w:date="2026-01-01T00:00:00Z">
         <w:r>
           <w:delText xml:space="preserve"> </w:delText>
         </w:r>
       </w:del>
-      <w:del w:id="1756" w:author="PR Preview" w:date="2026-01-01T00:00:00Z">
+      <w:del w:id="1758" w:author="PR Preview" w:date="2026-01-01T00:00:00Z">
         <w:r>
           <w:delText xml:space="preserve">is</w:delText>
         </w:r>
       </w:del>
-      <w:del w:id="1757" w:author="PR Preview" w:date="2026-01-01T00:00:00Z">
+      <w:del w:id="1759" w:author="PR Preview" w:date="2026-01-01T00:00:00Z">
         <w:r>
           <w:delText xml:space="preserve"> </w:delText>
         </w:r>
       </w:del>
       <w:hyperlink w:anchor="def-absolutely-integrable">
-        <w:del w:id="1758" w:author="PR Preview" w:date="2026-01-01T00:00:00Z">
+        <w:del w:id="1760" w:author="PR Preview" w:date="2026-01-01T00:00:00Z">
           <w:r>
             <w:rPr>
               <w:rStyle w:val="Hyperlink"/>
@@ -48315,12 +48350,12 @@
           </w:r>
         </w:del>
       </w:hyperlink>
-      <w:del w:id="1759" w:author="PR Preview" w:date="2026-01-01T00:00:00Z">
+      <w:del w:id="1761" w:author="PR Preview" w:date="2026-01-01T00:00:00Z">
         <w:r>
           <w:delText xml:space="preserve"> </w:delText>
         </w:r>
       </w:del>
-      <w:del w:id="1760" w:author="PR Preview" w:date="2026-01-01T00:00:00Z">
+      <w:del w:id="1762" w:author="PR Preview" w:date="2026-01-01T00:00:00Z">
         <w:r>
           <w:delText xml:space="preserve">(</w:delText>
         </w:r>
@@ -48366,7 +48401,7 @@
           <m:t>)</m:t>
         </m:r>
       </m:oMath>
-      <w:del w:id="1761" w:author="PR Preview" w:date="2026-01-01T00:00:00Z">
+      <w:del w:id="1763" w:author="PR Preview" w:date="2026-01-01T00:00:00Z">
         <w:r>
           <w:delText xml:space="preserve">) and satisfies:</w:delText>
         </w:r>
@@ -48376,7 +48411,7 @@
       <w:pPr>
         <w:pStyle w:val="BodyText"/>
       </w:pPr>
-      <w:ins w:id="1762" w:author="PR Preview" w:date="2026-01-01T00:00:00Z">
+      <w:ins w:id="1764" w:author="PR Preview" w:date="2026-01-01T00:00:00Z">
         <w:r>
           <w:rPr>
             <w:b/>
@@ -48402,7 +48437,7 @@
           </m:sup>
         </m:sSup>
       </m:oMath>
-      <w:ins w:id="1763" w:author="PR Preview" w:date="2026-01-01T00:00:00Z">
+      <w:ins w:id="1765" w:author="PR Preview" w:date="2026-01-01T00:00:00Z">
         <w:r>
           <w:rPr>
             <w:b/>
@@ -48411,26 +48446,61 @@
           <w:t xml:space="preserve"> </w:t>
         </w:r>
       </w:ins>
-      <w:ins w:id="1764" w:author="PR Preview" w:date="2026-01-01T00:00:00Z">
+      <w:ins w:id="1766" w:author="PR Preview" w:date="2026-01-01T00:00:00Z">
         <w:r>
           <w:rPr>
             <w:b/>
             <w:bCs/>
           </w:rPr>
-          <w:t xml:space="preserve">space and essential supremum norm)</w:t>
-        </w:r>
-      </w:ins>
-      <w:ins w:id="1765" w:author="PR Preview" w:date="2026-01-01T00:00:00Z">
-        <w:r>
+          <w:t xml:space="preserve">space and essential supremum norm (</w:t>
+        </w:r>
+      </w:ins>
+      <m:oMath>
+        <m:sSup>
+          <m:e>
+            <m:r>
+              <m:t>L</m:t>
+            </m:r>
+          </m:e>
+          <m:sup>
+            <m:r>
+              <m:rPr>
+                <m:sty m:val="p"/>
+              </m:rPr>
+              <m:t>∞</m:t>
+            </m:r>
+          </m:sup>
+        </m:sSup>
+      </m:oMath>
+      <w:ins w:id="1767" w:author="PR Preview" w:date="2026-01-01T00:00:00Z">
+        <w:r>
+          <w:rPr>
+            <w:b/>
+            <w:bCs/>
+          </w:rPr>
           <w:t xml:space="preserve"> </w:t>
         </w:r>
       </w:ins>
-      <w:ins w:id="1766" w:author="PR Preview" w:date="2026-01-01T00:00:00Z">
+      <w:ins w:id="1768" w:author="PR Preview" w:date="2026-01-01T00:00:00Z">
+        <w:r>
+          <w:rPr>
+            <w:b/>
+            <w:bCs/>
+          </w:rPr>
+          <w:t xml:space="preserve">norm))</w:t>
+        </w:r>
+      </w:ins>
+      <w:ins w:id="1769" w:author="PR Preview" w:date="2026-01-01T00:00:00Z">
+        <w:r>
+          <w:t xml:space="preserve"> </w:t>
+        </w:r>
+      </w:ins>
+      <w:ins w:id="1770" w:author="PR Preview" w:date="2026-01-01T00:00:00Z">
         <w:r>
           <w:t xml:space="preserve">Let</w:t>
         </w:r>
       </w:ins>
-      <w:ins w:id="1767" w:author="PR Preview" w:date="2026-01-01T00:00:00Z">
+      <w:ins w:id="1771" w:author="PR Preview" w:date="2026-01-01T00:00:00Z">
         <w:r>
           <w:t xml:space="preserve"> </w:t>
         </w:r>
@@ -48474,23 +48544,23 @@
           <m:t>)</m:t>
         </m:r>
       </m:oMath>
-      <w:ins w:id="1768" w:author="PR Preview" w:date="2026-01-01T00:00:00Z">
+      <w:ins w:id="1772" w:author="PR Preview" w:date="2026-01-01T00:00:00Z">
         <w:r>
           <w:t xml:space="preserve"> </w:t>
         </w:r>
       </w:ins>
-      <w:ins w:id="1769" w:author="PR Preview" w:date="2026-01-01T00:00:00Z">
+      <w:ins w:id="1773" w:author="PR Preview" w:date="2026-01-01T00:00:00Z">
         <w:r>
           <w:t xml:space="preserve">be a</w:t>
         </w:r>
       </w:ins>
-      <w:ins w:id="1770" w:author="PR Preview" w:date="2026-01-01T00:00:00Z">
+      <w:ins w:id="1774" w:author="PR Preview" w:date="2026-01-01T00:00:00Z">
         <w:r>
           <w:t xml:space="preserve"> </w:t>
         </w:r>
       </w:ins>
       <w:hyperlink w:anchor="def-measure-space">
-        <w:ins w:id="1771" w:author="PR Preview" w:date="2026-01-01T00:00:00Z">
+        <w:ins w:id="1775" w:author="PR Preview" w:date="2026-01-01T00:00:00Z">
           <w:r>
             <w:rPr>
               <w:rStyle w:val="Hyperlink"/>
@@ -48499,22 +48569,22 @@
           </w:r>
         </w:ins>
       </w:hyperlink>
-      <w:ins w:id="1772" w:author="PR Preview" w:date="2026-01-01T00:00:00Z">
+      <w:ins w:id="1776" w:author="PR Preview" w:date="2026-01-01T00:00:00Z">
         <w:r>
           <w:t xml:space="preserve">.</w:t>
         </w:r>
       </w:ins>
-      <w:ins w:id="1773" w:author="PR Preview" w:date="2026-01-01T00:00:00Z">
+      <w:ins w:id="1777" w:author="PR Preview" w:date="2026-01-01T00:00:00Z">
         <w:r>
           <w:t xml:space="preserve"> </w:t>
         </w:r>
       </w:ins>
-      <w:ins w:id="1774" w:author="PR Preview" w:date="2026-01-01T00:00:00Z">
+      <w:ins w:id="1778" w:author="PR Preview" w:date="2026-01-01T00:00:00Z">
         <w:r>
           <w:t xml:space="preserve">For</w:t>
         </w:r>
       </w:ins>
-      <w:ins w:id="1775" w:author="PR Preview" w:date="2026-01-01T00:00:00Z">
+      <w:ins w:id="1779" w:author="PR Preview" w:date="2026-01-01T00:00:00Z">
         <w:r>
           <w:t xml:space="preserve"> </w:t>
         </w:r>
@@ -48536,17 +48606,17 @@
           <m:t>∞</m:t>
         </m:r>
       </m:oMath>
-      <w:ins w:id="1776" w:author="PR Preview" w:date="2026-01-01T00:00:00Z">
+      <w:ins w:id="1780" w:author="PR Preview" w:date="2026-01-01T00:00:00Z">
         <w:r>
           <w:t xml:space="preserve">, the</w:t>
         </w:r>
       </w:ins>
-      <w:ins w:id="1777" w:author="PR Preview" w:date="2026-01-01T00:00:00Z">
+      <w:ins w:id="1781" w:author="PR Preview" w:date="2026-01-01T00:00:00Z">
         <w:r>
           <w:t xml:space="preserve"> </w:t>
         </w:r>
       </w:ins>
-      <w:ins w:id="1778" w:author="PR Preview" w:date="2026-01-01T00:00:00Z">
+      <w:ins w:id="1782" w:author="PR Preview" w:date="2026-01-01T00:00:00Z">
         <w:r>
           <w:rPr>
             <w:b/>
@@ -48555,17 +48625,17 @@
           <w:t xml:space="preserve">essential supremum norm</w:t>
         </w:r>
       </w:ins>
-      <w:ins w:id="1779" w:author="PR Preview" w:date="2026-01-01T00:00:00Z">
+      <w:ins w:id="1783" w:author="PR Preview" w:date="2026-01-01T00:00:00Z">
         <w:r>
           <w:t xml:space="preserve"> </w:t>
         </w:r>
       </w:ins>
-      <w:ins w:id="1780" w:author="PR Preview" w:date="2026-01-01T00:00:00Z">
+      <w:ins w:id="1784" w:author="PR Preview" w:date="2026-01-01T00:00:00Z">
         <w:r>
           <w:t xml:space="preserve">(or</w:t>
         </w:r>
       </w:ins>
-      <w:ins w:id="1781" w:author="PR Preview" w:date="2026-01-01T00:00:00Z">
+      <w:ins w:id="1785" w:author="PR Preview" w:date="2026-01-01T00:00:00Z">
         <w:r>
           <w:t xml:space="preserve"> </w:t>
         </w:r>
@@ -48587,7 +48657,7 @@
           </m:sup>
         </m:sSup>
       </m:oMath>
-      <w:ins w:id="1782" w:author="PR Preview" w:date="2026-01-01T00:00:00Z">
+      <w:ins w:id="1786" w:author="PR Preview" w:date="2026-01-01T00:00:00Z">
         <w:r>
           <w:rPr>
             <w:b/>
@@ -48596,7 +48666,7 @@
           <w:t xml:space="preserve"> </w:t>
         </w:r>
       </w:ins>
-      <w:ins w:id="1783" w:author="PR Preview" w:date="2026-01-01T00:00:00Z">
+      <w:ins w:id="1787" w:author="PR Preview" w:date="2026-01-01T00:00:00Z">
         <w:r>
           <w:rPr>
             <w:b/>
@@ -48605,18 +48675,18 @@
           <w:t xml:space="preserve">norm</w:t>
         </w:r>
       </w:ins>
-      <w:ins w:id="1784" w:author="PR Preview" w:date="2026-01-01T00:00:00Z">
+      <w:ins w:id="1788" w:author="PR Preview" w:date="2026-01-01T00:00:00Z">
         <w:r>
           <w:t xml:space="preserve">) of a</w:t>
         </w:r>
       </w:ins>
-      <w:ins w:id="1785" w:author="PR Preview" w:date="2026-01-01T00:00:00Z">
+      <w:ins w:id="1789" w:author="PR Preview" w:date="2026-01-01T00:00:00Z">
         <w:r>
           <w:t xml:space="preserve"> </w:t>
         </w:r>
       </w:ins>
       <w:hyperlink w:anchor="def-measurable-function">
-        <w:ins w:id="1786" w:author="PR Preview" w:date="2026-01-01T00:00:00Z">
+        <w:ins w:id="1790" w:author="PR Preview" w:date="2026-01-01T00:00:00Z">
           <w:r>
             <w:rPr>
               <w:rStyle w:val="Hyperlink"/>
@@ -48625,7 +48695,7 @@
           </w:r>
         </w:ins>
       </w:hyperlink>
-      <w:ins w:id="1787" w:author="PR Preview" w:date="2026-01-01T00:00:00Z">
+      <w:ins w:id="1791" w:author="PR Preview" w:date="2026-01-01T00:00:00Z">
         <w:r>
           <w:t xml:space="preserve"> </w:t>
         </w:r>
@@ -48657,12 +48727,12 @@
           <m:t>R</m:t>
         </m:r>
       </m:oMath>
-      <w:ins w:id="1788" w:author="PR Preview" w:date="2026-01-01T00:00:00Z">
+      <w:ins w:id="1792" w:author="PR Preview" w:date="2026-01-01T00:00:00Z">
         <w:r>
           <w:t xml:space="preserve"> </w:t>
         </w:r>
       </w:ins>
-      <w:ins w:id="1789" w:author="PR Preview" w:date="2026-01-01T00:00:00Z">
+      <w:ins w:id="1793" w:author="PR Preview" w:date="2026-01-01T00:00:00Z">
         <w:r>
           <w:t xml:space="preserve">is:</w:t>
         </w:r>
@@ -48881,12 +48951,12 @@
       <w:pPr>
         <w:pStyle w:val="FirstParagraph"/>
       </w:pPr>
-      <w:ins w:id="1790" w:author="PR Preview" w:date="2026-01-01T00:00:00Z">
+      <w:ins w:id="1794" w:author="PR Preview" w:date="2026-01-01T00:00:00Z">
         <w:r>
           <w:t xml:space="preserve">The space</w:t>
         </w:r>
       </w:ins>
-      <w:ins w:id="1791" w:author="PR Preview" w:date="2026-01-01T00:00:00Z">
+      <w:ins w:id="1795" w:author="PR Preview" w:date="2026-01-01T00:00:00Z">
         <w:r>
           <w:t xml:space="preserve"> </w:t>
         </w:r>
@@ -48945,33 +49015,33 @@
           <m:t>)</m:t>
         </m:r>
       </m:oMath>
-      <w:ins w:id="1792" w:author="PR Preview" w:date="2026-01-01T00:00:00Z">
+      <w:ins w:id="1796" w:author="PR Preview" w:date="2026-01-01T00:00:00Z">
         <w:r>
           <w:t xml:space="preserve"> </w:t>
         </w:r>
       </w:ins>
-      <w:ins w:id="1793" w:author="PR Preview" w:date="2026-01-01T00:00:00Z">
+      <w:ins w:id="1797" w:author="PR Preview" w:date="2026-01-01T00:00:00Z">
         <w:r>
           <w:t xml:space="preserve">consists of equivalence classes of essentially bounded measurable functions,</w:t>
         </w:r>
       </w:ins>
-      <w:ins w:id="1794" w:author="PR Preview" w:date="2026-01-01T00:00:00Z">
+      <w:ins w:id="1798" w:author="PR Preview" w:date="2026-01-01T00:00:00Z">
         <w:r>
           <w:t xml:space="preserve"> </w:t>
         </w:r>
       </w:ins>
-      <w:ins w:id="1795" w:author="PR Preview" w:date="2026-01-01T00:00:00Z">
+      <w:ins w:id="1799" w:author="PR Preview" w:date="2026-01-01T00:00:00Z">
         <w:r>
           <w:t xml:space="preserve">identified as in</w:t>
         </w:r>
       </w:ins>
-      <w:ins w:id="1796" w:author="PR Preview" w:date="2026-01-01T00:00:00Z">
+      <w:ins w:id="1800" w:author="PR Preview" w:date="2026-01-01T00:00:00Z">
         <w:r>
           <w:t xml:space="preserve"> </w:t>
         </w:r>
       </w:ins>
       <w:hyperlink w:anchor="def-lp-space">
-        <w:ins w:id="1797" w:author="PR Preview" w:date="2026-01-01T00:00:00Z">
+        <w:ins w:id="1801" w:author="PR Preview" w:date="2026-01-01T00:00:00Z">
           <w:r>
             <w:rPr>
               <w:rStyle w:val="Hyperlink"/>
@@ -48980,23 +49050,23 @@
           </w:r>
         </w:ins>
       </w:hyperlink>
-      <w:ins w:id="1798" w:author="PR Preview" w:date="2026-01-01T00:00:00Z">
+      <w:ins w:id="1802" w:author="PR Preview" w:date="2026-01-01T00:00:00Z">
         <w:r>
           <w:t xml:space="preserve"> </w:t>
         </w:r>
       </w:ins>
-      <w:ins w:id="1799" w:author="PR Preview" w:date="2026-01-01T00:00:00Z">
+      <w:ins w:id="1803" w:author="PR Preview" w:date="2026-01-01T00:00:00Z">
         <w:r>
           <w:t xml:space="preserve">when they are equal</w:t>
         </w:r>
       </w:ins>
-      <w:ins w:id="1800" w:author="PR Preview" w:date="2026-01-01T00:00:00Z">
+      <w:ins w:id="1804" w:author="PR Preview" w:date="2026-01-01T00:00:00Z">
         <w:r>
           <w:t xml:space="preserve"> </w:t>
         </w:r>
       </w:ins>
       <w:hyperlink w:anchor="def-almost-everywhere">
-        <w:ins w:id="1801" w:author="PR Preview" w:date="2026-01-01T00:00:00Z">
+        <w:ins w:id="1805" w:author="PR Preview" w:date="2026-01-01T00:00:00Z">
           <w:r>
             <w:rPr>
               <w:rStyle w:val="Hyperlink"/>
@@ -49005,7 +49075,7 @@
           </w:r>
         </w:ins>
       </w:hyperlink>
-      <w:ins w:id="1802" w:author="PR Preview" w:date="2026-01-01T00:00:00Z">
+      <w:ins w:id="1806" w:author="PR Preview" w:date="2026-01-01T00:00:00Z">
         <w:r>
           <w:t xml:space="preserve">.</w:t>
         </w:r>
@@ -49017,7 +49087,7 @@
       <w:pPr>
         <w:pStyle w:val="BodyText"/>
       </w:pPr>
-      <w:ins w:id="1803" w:author="PR Preview" w:date="2026-01-01T00:00:00Z">
+      <w:ins w:id="1807" w:author="PR Preview" w:date="2026-01-01T00:00:00Z">
         <w:r>
           <w:rPr>
             <w:b/>
@@ -49026,17 +49096,17 @@
           <w:t xml:space="preserve">Theorem 5 (Holder’s inequality)</w:t>
         </w:r>
       </w:ins>
-      <w:ins w:id="1804" w:author="PR Preview" w:date="2026-01-01T00:00:00Z">
+      <w:ins w:id="1808" w:author="PR Preview" w:date="2026-01-01T00:00:00Z">
         <w:r>
           <w:t xml:space="preserve"> </w:t>
         </w:r>
       </w:ins>
-      <w:ins w:id="1805" w:author="PR Preview" w:date="2026-01-01T00:00:00Z">
+      <w:ins w:id="1809" w:author="PR Preview" w:date="2026-01-01T00:00:00Z">
         <w:r>
           <w:t xml:space="preserve">Let</w:t>
         </w:r>
       </w:ins>
-      <w:ins w:id="1806" w:author="PR Preview" w:date="2026-01-01T00:00:00Z">
+      <w:ins w:id="1810" w:author="PR Preview" w:date="2026-01-01T00:00:00Z">
         <w:r>
           <w:t xml:space="preserve"> </w:t>
         </w:r>
@@ -49080,23 +49150,23 @@
           <m:t>)</m:t>
         </m:r>
       </m:oMath>
-      <w:ins w:id="1807" w:author="PR Preview" w:date="2026-01-01T00:00:00Z">
+      <w:ins w:id="1811" w:author="PR Preview" w:date="2026-01-01T00:00:00Z">
         <w:r>
           <w:t xml:space="preserve"> </w:t>
         </w:r>
       </w:ins>
-      <w:ins w:id="1808" w:author="PR Preview" w:date="2026-01-01T00:00:00Z">
+      <w:ins w:id="1812" w:author="PR Preview" w:date="2026-01-01T00:00:00Z">
         <w:r>
           <w:t xml:space="preserve">be a</w:t>
         </w:r>
       </w:ins>
-      <w:ins w:id="1809" w:author="PR Preview" w:date="2026-01-01T00:00:00Z">
+      <w:ins w:id="1813" w:author="PR Preview" w:date="2026-01-01T00:00:00Z">
         <w:r>
           <w:t xml:space="preserve"> </w:t>
         </w:r>
       </w:ins>
       <w:hyperlink w:anchor="def-measure-space">
-        <w:ins w:id="1810" w:author="PR Preview" w:date="2026-01-01T00:00:00Z">
+        <w:ins w:id="1814" w:author="PR Preview" w:date="2026-01-01T00:00:00Z">
           <w:r>
             <w:rPr>
               <w:rStyle w:val="Hyperlink"/>
@@ -49105,22 +49175,22 @@
           </w:r>
         </w:ins>
       </w:hyperlink>
-      <w:ins w:id="1811" w:author="PR Preview" w:date="2026-01-01T00:00:00Z">
+      <w:ins w:id="1815" w:author="PR Preview" w:date="2026-01-01T00:00:00Z">
         <w:r>
           <w:t xml:space="preserve">,</w:t>
         </w:r>
       </w:ins>
-      <w:ins w:id="1812" w:author="PR Preview" w:date="2026-01-01T00:00:00Z">
+      <w:ins w:id="1816" w:author="PR Preview" w:date="2026-01-01T00:00:00Z">
         <w:r>
           <w:t xml:space="preserve"> </w:t>
         </w:r>
       </w:ins>
-      <w:ins w:id="1813" w:author="PR Preview" w:date="2026-01-01T00:00:00Z">
+      <w:ins w:id="1817" w:author="PR Preview" w:date="2026-01-01T00:00:00Z">
         <w:r>
           <w:t xml:space="preserve">and let</w:t>
         </w:r>
       </w:ins>
-      <w:ins w:id="1814" w:author="PR Preview" w:date="2026-01-01T00:00:00Z">
+      <w:ins w:id="1818" w:author="PR Preview" w:date="2026-01-01T00:00:00Z">
         <w:r>
           <w:t xml:space="preserve"> </w:t>
         </w:r>
@@ -49172,17 +49242,17 @@
           <m:t>]</m:t>
         </m:r>
       </m:oMath>
-      <w:ins w:id="1815" w:author="PR Preview" w:date="2026-01-01T00:00:00Z">
+      <w:ins w:id="1819" w:author="PR Preview" w:date="2026-01-01T00:00:00Z">
         <w:r>
           <w:t xml:space="preserve"> </w:t>
         </w:r>
       </w:ins>
-      <w:ins w:id="1816" w:author="PR Preview" w:date="2026-01-01T00:00:00Z">
+      <w:ins w:id="1820" w:author="PR Preview" w:date="2026-01-01T00:00:00Z">
         <w:r>
           <w:t xml:space="preserve">be conjugate exponents satisfying</w:t>
         </w:r>
       </w:ins>
-      <w:ins w:id="1817" w:author="PR Preview" w:date="2026-01-01T00:00:00Z">
+      <w:ins w:id="1821" w:author="PR Preview" w:date="2026-01-01T00:00:00Z">
         <w:r>
           <w:t xml:space="preserve"> </w:t>
         </w:r>
@@ -49234,17 +49304,17 @@
           <m:t>1</m:t>
         </m:r>
       </m:oMath>
-      <w:ins w:id="1818" w:author="PR Preview" w:date="2026-01-01T00:00:00Z">
+      <w:ins w:id="1822" w:author="PR Preview" w:date="2026-01-01T00:00:00Z">
         <w:r>
           <w:t xml:space="preserve"> </w:t>
         </w:r>
       </w:ins>
-      <w:ins w:id="1819" w:author="PR Preview" w:date="2026-01-01T00:00:00Z">
+      <w:ins w:id="1823" w:author="PR Preview" w:date="2026-01-01T00:00:00Z">
         <w:r>
           <w:t xml:space="preserve">(with the convention that</w:t>
         </w:r>
       </w:ins>
-      <w:ins w:id="1820" w:author="PR Preview" w:date="2026-01-01T00:00:00Z">
+      <w:ins w:id="1824" w:author="PR Preview" w:date="2026-01-01T00:00:00Z">
         <w:r>
           <w:t xml:space="preserve"> </w:t>
         </w:r>
@@ -49266,17 +49336,17 @@
           <m:t>∞</m:t>
         </m:r>
       </m:oMath>
-      <w:ins w:id="1821" w:author="PR Preview" w:date="2026-01-01T00:00:00Z">
+      <w:ins w:id="1825" w:author="PR Preview" w:date="2026-01-01T00:00:00Z">
         <w:r>
           <w:t xml:space="preserve"> </w:t>
         </w:r>
       </w:ins>
-      <w:ins w:id="1822" w:author="PR Preview" w:date="2026-01-01T00:00:00Z">
+      <w:ins w:id="1826" w:author="PR Preview" w:date="2026-01-01T00:00:00Z">
         <w:r>
           <w:t xml:space="preserve">when</w:t>
         </w:r>
       </w:ins>
-      <w:ins w:id="1823" w:author="PR Preview" w:date="2026-01-01T00:00:00Z">
+      <w:ins w:id="1827" w:author="PR Preview" w:date="2026-01-01T00:00:00Z">
         <w:r>
           <w:t xml:space="preserve"> </w:t>
         </w:r>
@@ -49295,12 +49365,12 @@
           <m:t>1</m:t>
         </m:r>
       </m:oMath>
-      <w:ins w:id="1824" w:author="PR Preview" w:date="2026-01-01T00:00:00Z">
+      <w:ins w:id="1828" w:author="PR Preview" w:date="2026-01-01T00:00:00Z">
         <w:r>
           <w:t xml:space="preserve">, and</w:t>
         </w:r>
       </w:ins>
-      <w:ins w:id="1825" w:author="PR Preview" w:date="2026-01-01T00:00:00Z">
+      <w:ins w:id="1829" w:author="PR Preview" w:date="2026-01-01T00:00:00Z">
         <w:r>
           <w:t xml:space="preserve"> </w:t>
         </w:r>
@@ -49319,17 +49389,17 @@
           <m:t>1</m:t>
         </m:r>
       </m:oMath>
-      <w:ins w:id="1826" w:author="PR Preview" w:date="2026-01-01T00:00:00Z">
+      <w:ins w:id="1830" w:author="PR Preview" w:date="2026-01-01T00:00:00Z">
         <w:r>
           <w:t xml:space="preserve"> </w:t>
         </w:r>
       </w:ins>
-      <w:ins w:id="1827" w:author="PR Preview" w:date="2026-01-01T00:00:00Z">
+      <w:ins w:id="1831" w:author="PR Preview" w:date="2026-01-01T00:00:00Z">
         <w:r>
           <w:t xml:space="preserve">when</w:t>
         </w:r>
       </w:ins>
-      <w:ins w:id="1828" w:author="PR Preview" w:date="2026-01-01T00:00:00Z">
+      <w:ins w:id="1832" w:author="PR Preview" w:date="2026-01-01T00:00:00Z">
         <w:r>
           <w:t xml:space="preserve"> </w:t>
         </w:r>
@@ -49351,22 +49421,22 @@
           <m:t>∞</m:t>
         </m:r>
       </m:oMath>
-      <w:ins w:id="1829" w:author="PR Preview" w:date="2026-01-01T00:00:00Z">
+      <w:ins w:id="1833" w:author="PR Preview" w:date="2026-01-01T00:00:00Z">
         <w:r>
           <w:t xml:space="preserve">).</w:t>
         </w:r>
       </w:ins>
-      <w:ins w:id="1830" w:author="PR Preview" w:date="2026-01-01T00:00:00Z">
+      <w:ins w:id="1834" w:author="PR Preview" w:date="2026-01-01T00:00:00Z">
         <w:r>
           <w:t xml:space="preserve"> </w:t>
         </w:r>
       </w:ins>
-      <w:ins w:id="1831" w:author="PR Preview" w:date="2026-01-01T00:00:00Z">
+      <w:ins w:id="1835" w:author="PR Preview" w:date="2026-01-01T00:00:00Z">
         <w:r>
           <w:t xml:space="preserve">If</w:t>
         </w:r>
       </w:ins>
-      <w:ins w:id="1832" w:author="PR Preview" w:date="2026-01-01T00:00:00Z">
+      <w:ins w:id="1836" w:author="PR Preview" w:date="2026-01-01T00:00:00Z">
         <w:r>
           <w:t xml:space="preserve"> </w:t>
         </w:r>
@@ -49409,17 +49479,17 @@
           <m:t>)</m:t>
         </m:r>
       </m:oMath>
-      <w:ins w:id="1833" w:author="PR Preview" w:date="2026-01-01T00:00:00Z">
+      <w:ins w:id="1837" w:author="PR Preview" w:date="2026-01-01T00:00:00Z">
         <w:r>
           <w:t xml:space="preserve"> </w:t>
         </w:r>
       </w:ins>
-      <w:ins w:id="1834" w:author="PR Preview" w:date="2026-01-01T00:00:00Z">
+      <w:ins w:id="1838" w:author="PR Preview" w:date="2026-01-01T00:00:00Z">
         <w:r>
           <w:t xml:space="preserve">and</w:t>
         </w:r>
       </w:ins>
-      <w:ins w:id="1835" w:author="PR Preview" w:date="2026-01-01T00:00:00Z">
+      <w:ins w:id="1839" w:author="PR Preview" w:date="2026-01-01T00:00:00Z">
         <w:r>
           <w:t xml:space="preserve"> </w:t>
         </w:r>
@@ -49462,18 +49532,18 @@
           <m:t>)</m:t>
         </m:r>
       </m:oMath>
-      <w:ins w:id="1836" w:author="PR Preview" w:date="2026-01-01T00:00:00Z">
+      <w:ins w:id="1840" w:author="PR Preview" w:date="2026-01-01T00:00:00Z">
         <w:r>
           <w:t xml:space="preserve"> </w:t>
         </w:r>
       </w:ins>
-      <w:ins w:id="1837" w:author="PR Preview" w:date="2026-01-01T00:00:00Z">
+      <w:ins w:id="1841" w:author="PR Preview" w:date="2026-01-01T00:00:00Z">
         <w:r>
           <w:t xml:space="preserve">(</w:t>
         </w:r>
       </w:ins>
       <w:hyperlink w:anchor="def-lp-space">
-        <w:ins w:id="1838" w:author="PR Preview" w:date="2026-01-01T00:00:00Z">
+        <w:ins w:id="1842" w:author="PR Preview" w:date="2026-01-01T00:00:00Z">
           <w:r>
             <w:rPr>
               <w:rStyle w:val="Hyperlink"/>
@@ -49482,22 +49552,22 @@
           </w:r>
         </w:ins>
       </w:hyperlink>
-      <w:ins w:id="1839" w:author="PR Preview" w:date="2026-01-01T00:00:00Z">
+      <w:ins w:id="1843" w:author="PR Preview" w:date="2026-01-01T00:00:00Z">
         <w:r>
           <w:t xml:space="preserve">),</w:t>
         </w:r>
       </w:ins>
-      <w:ins w:id="1840" w:author="PR Preview" w:date="2026-01-01T00:00:00Z">
+      <w:ins w:id="1844" w:author="PR Preview" w:date="2026-01-01T00:00:00Z">
         <w:r>
           <w:t xml:space="preserve"> </w:t>
         </w:r>
       </w:ins>
-      <w:ins w:id="1841" w:author="PR Preview" w:date="2026-01-01T00:00:00Z">
+      <w:ins w:id="1845" w:author="PR Preview" w:date="2026-01-01T00:00:00Z">
         <w:r>
           <w:t xml:space="preserve">then their product</w:t>
         </w:r>
       </w:ins>
-      <w:ins w:id="1842" w:author="PR Preview" w:date="2026-01-01T00:00:00Z">
+      <w:ins w:id="1846" w:author="PR Preview" w:date="2026-01-01T00:00:00Z">
         <w:r>
           <w:t xml:space="preserve"> </w:t>
         </w:r>
@@ -49510,23 +49580,23 @@
           <m:t>g</m:t>
         </m:r>
       </m:oMath>
-      <w:ins w:id="1843" w:author="PR Preview" w:date="2026-01-01T00:00:00Z">
+      <w:ins w:id="1847" w:author="PR Preview" w:date="2026-01-01T00:00:00Z">
         <w:r>
           <w:t xml:space="preserve"> </w:t>
         </w:r>
       </w:ins>
-      <w:ins w:id="1844" w:author="PR Preview" w:date="2026-01-01T00:00:00Z">
+      <w:ins w:id="1848" w:author="PR Preview" w:date="2026-01-01T00:00:00Z">
         <w:r>
           <w:t xml:space="preserve">is</w:t>
         </w:r>
       </w:ins>
-      <w:ins w:id="1845" w:author="PR Preview" w:date="2026-01-01T00:00:00Z">
+      <w:ins w:id="1849" w:author="PR Preview" w:date="2026-01-01T00:00:00Z">
         <w:r>
           <w:t xml:space="preserve"> </w:t>
         </w:r>
       </w:ins>
       <w:hyperlink w:anchor="def-absolutely-integrable">
-        <w:ins w:id="1846" w:author="PR Preview" w:date="2026-01-01T00:00:00Z">
+        <w:ins w:id="1850" w:author="PR Preview" w:date="2026-01-01T00:00:00Z">
           <w:r>
             <w:rPr>
               <w:rStyle w:val="Hyperlink"/>
@@ -49535,12 +49605,12 @@
           </w:r>
         </w:ins>
       </w:hyperlink>
-      <w:ins w:id="1847" w:author="PR Preview" w:date="2026-01-01T00:00:00Z">
+      <w:ins w:id="1851" w:author="PR Preview" w:date="2026-01-01T00:00:00Z">
         <w:r>
           <w:t xml:space="preserve"> </w:t>
         </w:r>
       </w:ins>
-      <w:ins w:id="1848" w:author="PR Preview" w:date="2026-01-01T00:00:00Z">
+      <w:ins w:id="1852" w:author="PR Preview" w:date="2026-01-01T00:00:00Z">
         <w:r>
           <w:t xml:space="preserve">(</w:t>
         </w:r>
@@ -49586,7 +49656,7 @@
           <m:t>)</m:t>
         </m:r>
       </m:oMath>
-      <w:ins w:id="1849" w:author="PR Preview" w:date="2026-01-01T00:00:00Z">
+      <w:ins w:id="1853" w:author="PR Preview" w:date="2026-01-01T00:00:00Z">
         <w:r>
           <w:t xml:space="preserve">) and satisfies:</w:t>
         </w:r>
@@ -49836,7 +49906,7 @@
       <w:pPr>
         <w:pStyle w:val="BodyText"/>
       </w:pPr>
-      <w:del w:id="1850" w:author="PR Preview" w:date="2026-01-01T00:00:00Z">
+      <w:del w:id="1854" w:author="PR Preview" w:date="2026-01-01T00:00:00Z">
         <w:r>
           <w:rPr>
             <w:b/>
@@ -49859,7 +49929,7 @@
           </m:sup>
         </m:sSup>
       </m:oMath>
-      <w:del w:id="1851" w:author="PR Preview" w:date="2026-01-01T00:00:00Z">
+      <w:del w:id="1855" w:author="PR Preview" w:date="2026-01-01T00:00:00Z">
         <w:r>
           <w:rPr>
             <w:b/>
@@ -49868,7 +49938,7 @@
           <w:delText xml:space="preserve"> </w:delText>
         </w:r>
       </w:del>
-      <w:del w:id="1852" w:author="PR Preview" w:date="2026-01-01T00:00:00Z">
+      <w:del w:id="1856" w:author="PR Preview" w:date="2026-01-01T00:00:00Z">
         <w:r>
           <w:rPr>
             <w:b/>
@@ -49877,17 +49947,17 @@
           <w:delText xml:space="preserve">triangle inequality))</w:delText>
         </w:r>
       </w:del>
-      <w:del w:id="1853" w:author="PR Preview" w:date="2026-01-01T00:00:00Z">
+      <w:del w:id="1857" w:author="PR Preview" w:date="2026-01-01T00:00:00Z">
         <w:r>
           <w:delText xml:space="preserve"> </w:delText>
         </w:r>
       </w:del>
-      <w:del w:id="1854" w:author="PR Preview" w:date="2026-01-01T00:00:00Z">
+      <w:del w:id="1858" w:author="PR Preview" w:date="2026-01-01T00:00:00Z">
         <w:r>
           <w:delText xml:space="preserve">Let</w:delText>
         </w:r>
       </w:del>
-      <w:del w:id="1855" w:author="PR Preview" w:date="2026-01-01T00:00:00Z">
+      <w:del w:id="1859" w:author="PR Preview" w:date="2026-01-01T00:00:00Z">
         <w:r>
           <w:delText xml:space="preserve"> </w:delText>
         </w:r>
@@ -49931,23 +50001,23 @@
           <m:t>)</m:t>
         </m:r>
       </m:oMath>
-      <w:del w:id="1856" w:author="PR Preview" w:date="2026-01-01T00:00:00Z">
+      <w:del w:id="1860" w:author="PR Preview" w:date="2026-01-01T00:00:00Z">
         <w:r>
           <w:delText xml:space="preserve"> </w:delText>
         </w:r>
       </w:del>
-      <w:del w:id="1857" w:author="PR Preview" w:date="2026-01-01T00:00:00Z">
+      <w:del w:id="1861" w:author="PR Preview" w:date="2026-01-01T00:00:00Z">
         <w:r>
           <w:delText xml:space="preserve">be a</w:delText>
         </w:r>
       </w:del>
-      <w:del w:id="1858" w:author="PR Preview" w:date="2026-01-01T00:00:00Z">
+      <w:del w:id="1862" w:author="PR Preview" w:date="2026-01-01T00:00:00Z">
         <w:r>
           <w:delText xml:space="preserve"> </w:delText>
         </w:r>
       </w:del>
       <w:hyperlink w:anchor="def-measure-space">
-        <w:del w:id="1859" w:author="PR Preview" w:date="2026-01-01T00:00:00Z">
+        <w:del w:id="1863" w:author="PR Preview" w:date="2026-01-01T00:00:00Z">
           <w:r>
             <w:rPr>
               <w:rStyle w:val="Hyperlink"/>
@@ -49956,17 +50026,17 @@
           </w:r>
         </w:del>
       </w:hyperlink>
-      <w:del w:id="1860" w:author="PR Preview" w:date="2026-01-01T00:00:00Z">
+      <w:del w:id="1864" w:author="PR Preview" w:date="2026-01-01T00:00:00Z">
         <w:r>
           <w:delText xml:space="preserve"> </w:delText>
         </w:r>
       </w:del>
-      <w:del w:id="1861" w:author="PR Preview" w:date="2026-01-01T00:00:00Z">
+      <w:del w:id="1865" w:author="PR Preview" w:date="2026-01-01T00:00:00Z">
         <w:r>
           <w:delText xml:space="preserve">and let</w:delText>
         </w:r>
       </w:del>
-      <w:del w:id="1862" w:author="PR Preview" w:date="2026-01-01T00:00:00Z">
+      <w:del w:id="1866" w:author="PR Preview" w:date="2026-01-01T00:00:00Z">
         <w:r>
           <w:delText xml:space="preserve"> </w:delText>
         </w:r>
@@ -49997,22 +50067,22 @@
           <m:t>∞</m:t>
         </m:r>
       </m:oMath>
-      <w:del w:id="1863" w:author="PR Preview" w:date="2026-01-01T00:00:00Z">
+      <w:del w:id="1867" w:author="PR Preview" w:date="2026-01-01T00:00:00Z">
         <w:r>
           <w:delText xml:space="preserve">.</w:delText>
         </w:r>
       </w:del>
-      <w:del w:id="1864" w:author="PR Preview" w:date="2026-01-01T00:00:00Z">
+      <w:del w:id="1868" w:author="PR Preview" w:date="2026-01-01T00:00:00Z">
         <w:r>
           <w:delText xml:space="preserve"> </w:delText>
         </w:r>
       </w:del>
-      <w:del w:id="1865" w:author="PR Preview" w:date="2026-01-01T00:00:00Z">
+      <w:del w:id="1869" w:author="PR Preview" w:date="2026-01-01T00:00:00Z">
         <w:r>
           <w:delText xml:space="preserve">For any functions</w:delText>
         </w:r>
       </w:del>
-      <w:del w:id="1866" w:author="PR Preview" w:date="2026-01-01T00:00:00Z">
+      <w:del w:id="1870" w:author="PR Preview" w:date="2026-01-01T00:00:00Z">
         <w:r>
           <w:delText xml:space="preserve"> </w:delText>
         </w:r>
@@ -50064,18 +50134,18 @@
           <m:t>)</m:t>
         </m:r>
       </m:oMath>
-      <w:del w:id="1867" w:author="PR Preview" w:date="2026-01-01T00:00:00Z">
+      <w:del w:id="1871" w:author="PR Preview" w:date="2026-01-01T00:00:00Z">
         <w:r>
           <w:delText xml:space="preserve"> </w:delText>
         </w:r>
       </w:del>
-      <w:del w:id="1868" w:author="PR Preview" w:date="2026-01-01T00:00:00Z">
+      <w:del w:id="1872" w:author="PR Preview" w:date="2026-01-01T00:00:00Z">
         <w:r>
           <w:delText xml:space="preserve">(</w:delText>
         </w:r>
       </w:del>
       <w:hyperlink w:anchor="def-lp-space">
-        <w:del w:id="1869" w:author="PR Preview" w:date="2026-01-01T00:00:00Z">
+        <w:del w:id="1873" w:author="PR Preview" w:date="2026-01-01T00:00:00Z">
           <w:r>
             <w:rPr>
               <w:rStyle w:val="Hyperlink"/>
@@ -50084,12 +50154,12 @@
           </w:r>
         </w:del>
       </w:hyperlink>
-      <w:del w:id="1870" w:author="PR Preview" w:date="2026-01-01T00:00:00Z">
+      <w:del w:id="1874" w:author="PR Preview" w:date="2026-01-01T00:00:00Z">
         <w:r>
           <w:delText xml:space="preserve">), their sum</w:delText>
         </w:r>
       </w:del>
-      <w:del w:id="1871" w:author="PR Preview" w:date="2026-01-01T00:00:00Z">
+      <w:del w:id="1875" w:author="PR Preview" w:date="2026-01-01T00:00:00Z">
         <w:r>
           <w:delText xml:space="preserve"> </w:delText>
         </w:r>
@@ -50108,17 +50178,17 @@
           <m:t>g</m:t>
         </m:r>
       </m:oMath>
-      <w:del w:id="1872" w:author="PR Preview" w:date="2026-01-01T00:00:00Z">
+      <w:del w:id="1876" w:author="PR Preview" w:date="2026-01-01T00:00:00Z">
         <w:r>
           <w:delText xml:space="preserve"> </w:delText>
         </w:r>
       </w:del>
-      <w:del w:id="1873" w:author="PR Preview" w:date="2026-01-01T00:00:00Z">
+      <w:del w:id="1877" w:author="PR Preview" w:date="2026-01-01T00:00:00Z">
         <w:r>
           <w:delText xml:space="preserve">is in</w:delText>
         </w:r>
       </w:del>
-      <w:del w:id="1874" w:author="PR Preview" w:date="2026-01-01T00:00:00Z">
+      <w:del w:id="1878" w:author="PR Preview" w:date="2026-01-01T00:00:00Z">
         <w:r>
           <w:delText xml:space="preserve"> </w:delText>
         </w:r>
@@ -50152,12 +50222,12 @@
           <m:t>)</m:t>
         </m:r>
       </m:oMath>
-      <w:del w:id="1875" w:author="PR Preview" w:date="2026-01-01T00:00:00Z">
+      <w:del w:id="1879" w:author="PR Preview" w:date="2026-01-01T00:00:00Z">
         <w:r>
           <w:delText xml:space="preserve"> </w:delText>
         </w:r>
       </w:del>
-      <w:del w:id="1876" w:author="PR Preview" w:date="2026-01-01T00:00:00Z">
+      <w:del w:id="1880" w:author="PR Preview" w:date="2026-01-01T00:00:00Z">
         <w:r>
           <w:delText xml:space="preserve">and satisfies:</w:delText>
         </w:r>
@@ -50167,7 +50237,7 @@
       <w:pPr>
         <w:pStyle w:val="BodyText"/>
       </w:pPr>
-      <w:ins w:id="1877" w:author="PR Preview" w:date="2026-01-01T00:00:00Z">
+      <w:ins w:id="1881" w:author="PR Preview" w:date="2026-01-01T00:00:00Z">
         <w:r>
           <w:rPr>
             <w:b/>
@@ -50190,7 +50260,7 @@
           </m:sup>
         </m:sSup>
       </m:oMath>
-      <w:ins w:id="1878" w:author="PR Preview" w:date="2026-01-01T00:00:00Z">
+      <w:ins w:id="1882" w:author="PR Preview" w:date="2026-01-01T00:00:00Z">
         <w:r>
           <w:rPr>
             <w:b/>
@@ -50199,7 +50269,7 @@
           <w:t xml:space="preserve"> </w:t>
         </w:r>
       </w:ins>
-      <w:ins w:id="1879" w:author="PR Preview" w:date="2026-01-01T00:00:00Z">
+      <w:ins w:id="1883" w:author="PR Preview" w:date="2026-01-01T00:00:00Z">
         <w:r>
           <w:rPr>
             <w:b/>
@@ -50208,17 +50278,17 @@
           <w:t xml:space="preserve">triangle inequality))</w:t>
         </w:r>
       </w:ins>
-      <w:ins w:id="1880" w:author="PR Preview" w:date="2026-01-01T00:00:00Z">
+      <w:ins w:id="1884" w:author="PR Preview" w:date="2026-01-01T00:00:00Z">
         <w:r>
           <w:t xml:space="preserve"> </w:t>
         </w:r>
       </w:ins>
-      <w:ins w:id="1881" w:author="PR Preview" w:date="2026-01-01T00:00:00Z">
+      <w:ins w:id="1885" w:author="PR Preview" w:date="2026-01-01T00:00:00Z">
         <w:r>
           <w:t xml:space="preserve">Let</w:t>
         </w:r>
       </w:ins>
-      <w:ins w:id="1882" w:author="PR Preview" w:date="2026-01-01T00:00:00Z">
+      <w:ins w:id="1886" w:author="PR Preview" w:date="2026-01-01T00:00:00Z">
         <w:r>
           <w:t xml:space="preserve"> </w:t>
         </w:r>
@@ -50262,23 +50332,23 @@
           <m:t>)</m:t>
         </m:r>
       </m:oMath>
-      <w:ins w:id="1883" w:author="PR Preview" w:date="2026-01-01T00:00:00Z">
+      <w:ins w:id="1887" w:author="PR Preview" w:date="2026-01-01T00:00:00Z">
         <w:r>
           <w:t xml:space="preserve"> </w:t>
         </w:r>
       </w:ins>
-      <w:ins w:id="1884" w:author="PR Preview" w:date="2026-01-01T00:00:00Z">
+      <w:ins w:id="1888" w:author="PR Preview" w:date="2026-01-01T00:00:00Z">
         <w:r>
           <w:t xml:space="preserve">be a</w:t>
         </w:r>
       </w:ins>
-      <w:ins w:id="1885" w:author="PR Preview" w:date="2026-01-01T00:00:00Z">
+      <w:ins w:id="1889" w:author="PR Preview" w:date="2026-01-01T00:00:00Z">
         <w:r>
           <w:t xml:space="preserve"> </w:t>
         </w:r>
       </w:ins>
       <w:hyperlink w:anchor="def-measure-space">
-        <w:ins w:id="1886" w:author="PR Preview" w:date="2026-01-01T00:00:00Z">
+        <w:ins w:id="1890" w:author="PR Preview" w:date="2026-01-01T00:00:00Z">
           <w:r>
             <w:rPr>
               <w:rStyle w:val="Hyperlink"/>
@@ -50287,17 +50357,17 @@
           </w:r>
         </w:ins>
       </w:hyperlink>
-      <w:ins w:id="1887" w:author="PR Preview" w:date="2026-01-01T00:00:00Z">
+      <w:ins w:id="1891" w:author="PR Preview" w:date="2026-01-01T00:00:00Z">
         <w:r>
           <w:t xml:space="preserve"> </w:t>
         </w:r>
       </w:ins>
-      <w:ins w:id="1888" w:author="PR Preview" w:date="2026-01-01T00:00:00Z">
+      <w:ins w:id="1892" w:author="PR Preview" w:date="2026-01-01T00:00:00Z">
         <w:r>
           <w:t xml:space="preserve">and let</w:t>
         </w:r>
       </w:ins>
-      <w:ins w:id="1889" w:author="PR Preview" w:date="2026-01-01T00:00:00Z">
+      <w:ins w:id="1893" w:author="PR Preview" w:date="2026-01-01T00:00:00Z">
         <w:r>
           <w:t xml:space="preserve"> </w:t>
         </w:r>
@@ -50328,22 +50398,22 @@
           <m:t>∞</m:t>
         </m:r>
       </m:oMath>
-      <w:ins w:id="1890" w:author="PR Preview" w:date="2026-01-01T00:00:00Z">
+      <w:ins w:id="1894" w:author="PR Preview" w:date="2026-01-01T00:00:00Z">
         <w:r>
           <w:t xml:space="preserve">.</w:t>
         </w:r>
       </w:ins>
-      <w:ins w:id="1891" w:author="PR Preview" w:date="2026-01-01T00:00:00Z">
+      <w:ins w:id="1895" w:author="PR Preview" w:date="2026-01-01T00:00:00Z">
         <w:r>
           <w:t xml:space="preserve"> </w:t>
         </w:r>
       </w:ins>
-      <w:ins w:id="1892" w:author="PR Preview" w:date="2026-01-01T00:00:00Z">
+      <w:ins w:id="1896" w:author="PR Preview" w:date="2026-01-01T00:00:00Z">
         <w:r>
           <w:t xml:space="preserve">For any functions</w:t>
         </w:r>
       </w:ins>
-      <w:ins w:id="1893" w:author="PR Preview" w:date="2026-01-01T00:00:00Z">
+      <w:ins w:id="1897" w:author="PR Preview" w:date="2026-01-01T00:00:00Z">
         <w:r>
           <w:t xml:space="preserve"> </w:t>
         </w:r>
@@ -50395,18 +50465,18 @@
           <m:t>)</m:t>
         </m:r>
       </m:oMath>
-      <w:ins w:id="1894" w:author="PR Preview" w:date="2026-01-01T00:00:00Z">
+      <w:ins w:id="1898" w:author="PR Preview" w:date="2026-01-01T00:00:00Z">
         <w:r>
           <w:t xml:space="preserve"> </w:t>
         </w:r>
       </w:ins>
-      <w:ins w:id="1895" w:author="PR Preview" w:date="2026-01-01T00:00:00Z">
+      <w:ins w:id="1899" w:author="PR Preview" w:date="2026-01-01T00:00:00Z">
         <w:r>
           <w:t xml:space="preserve">(</w:t>
         </w:r>
       </w:ins>
       <w:hyperlink w:anchor="def-lp-space">
-        <w:ins w:id="1896" w:author="PR Preview" w:date="2026-01-01T00:00:00Z">
+        <w:ins w:id="1900" w:author="PR Preview" w:date="2026-01-01T00:00:00Z">
           <w:r>
             <w:rPr>
               <w:rStyle w:val="Hyperlink"/>
@@ -50415,12 +50485,12 @@
           </w:r>
         </w:ins>
       </w:hyperlink>
-      <w:ins w:id="1897" w:author="PR Preview" w:date="2026-01-01T00:00:00Z">
+      <w:ins w:id="1901" w:author="PR Preview" w:date="2026-01-01T00:00:00Z">
         <w:r>
           <w:t xml:space="preserve">), their sum</w:t>
         </w:r>
       </w:ins>
-      <w:ins w:id="1898" w:author="PR Preview" w:date="2026-01-01T00:00:00Z">
+      <w:ins w:id="1902" w:author="PR Preview" w:date="2026-01-01T00:00:00Z">
         <w:r>
           <w:t xml:space="preserve"> </w:t>
         </w:r>
@@ -50439,17 +50509,17 @@
           <m:t>g</m:t>
         </m:r>
       </m:oMath>
-      <w:ins w:id="1899" w:author="PR Preview" w:date="2026-01-01T00:00:00Z">
+      <w:ins w:id="1903" w:author="PR Preview" w:date="2026-01-01T00:00:00Z">
         <w:r>
           <w:t xml:space="preserve"> </w:t>
         </w:r>
       </w:ins>
-      <w:ins w:id="1900" w:author="PR Preview" w:date="2026-01-01T00:00:00Z">
+      <w:ins w:id="1904" w:author="PR Preview" w:date="2026-01-01T00:00:00Z">
         <w:r>
           <w:t xml:space="preserve">is in</w:t>
         </w:r>
       </w:ins>
-      <w:ins w:id="1901" w:author="PR Preview" w:date="2026-01-01T00:00:00Z">
+      <w:ins w:id="1905" w:author="PR Preview" w:date="2026-01-01T00:00:00Z">
         <w:r>
           <w:t xml:space="preserve"> </w:t>
         </w:r>
@@ -50483,12 +50553,12 @@
           <m:t>)</m:t>
         </m:r>
       </m:oMath>
-      <w:ins w:id="1902" w:author="PR Preview" w:date="2026-01-01T00:00:00Z">
+      <w:ins w:id="1906" w:author="PR Preview" w:date="2026-01-01T00:00:00Z">
         <w:r>
           <w:t xml:space="preserve"> </w:t>
         </w:r>
       </w:ins>
-      <w:ins w:id="1903" w:author="PR Preview" w:date="2026-01-01T00:00:00Z">
+      <w:ins w:id="1907" w:author="PR Preview" w:date="2026-01-01T00:00:00Z">
         <w:r>
           <w:t xml:space="preserve">and satisfies:</w:t>
         </w:r>
@@ -51460,7 +51530,7 @@
           <w:numId w:val="1019"/>
         </w:numPr>
       </w:pPr>
-      <w:del w:id="1904" w:author="PR Preview" w:date="2026-01-01T00:00:00Z">
+      <w:del w:id="1908" w:author="PR Preview" w:date="2026-01-01T00:00:00Z">
         <w:r>
           <w:rPr>
             <w:b/>
@@ -51469,22 +51539,22 @@
           <w:delText xml:space="preserve">Covariance bound for random variables</w:delText>
         </w:r>
       </w:del>
-      <w:del w:id="1905" w:author="PR Preview" w:date="2026-01-01T00:00:00Z">
+      <w:del w:id="1909" w:author="PR Preview" w:date="2026-01-01T00:00:00Z">
         <w:r>
           <w:delText xml:space="preserve">:</w:delText>
         </w:r>
       </w:del>
-      <w:del w:id="1906" w:author="PR Preview" w:date="2026-01-01T00:00:00Z">
+      <w:del w:id="1910" w:author="PR Preview" w:date="2026-01-01T00:00:00Z">
         <w:r>
           <w:delText xml:space="preserve"> </w:delText>
         </w:r>
       </w:del>
-      <w:del w:id="1907" w:author="PR Preview" w:date="2026-01-01T00:00:00Z">
+      <w:del w:id="1911" w:author="PR Preview" w:date="2026-01-01T00:00:00Z">
         <w:r>
           <w:delText xml:space="preserve">On a probability space with measure</w:delText>
         </w:r>
       </w:del>
-      <w:del w:id="1908" w:author="PR Preview" w:date="2026-01-01T00:00:00Z">
+      <w:del w:id="1912" w:author="PR Preview" w:date="2026-01-01T00:00:00Z">
         <w:r>
           <w:delText xml:space="preserve"> </w:delText>
         </w:r>
@@ -51497,18 +51567,18 @@
           <m:t>P</m:t>
         </m:r>
       </m:oMath>
-      <w:del w:id="1909" w:author="PR Preview" w:date="2026-01-01T00:00:00Z">
+      <w:del w:id="1913" w:author="PR Preview" w:date="2026-01-01T00:00:00Z">
         <w:r>
           <w:delText xml:space="preserve"> </w:delText>
         </w:r>
       </w:del>
-      <w:del w:id="1910" w:author="PR Preview" w:date="2026-01-01T00:00:00Z">
+      <w:del w:id="1914" w:author="PR Preview" w:date="2026-01-01T00:00:00Z">
         <w:r>
           <w:delText xml:space="preserve">(</w:delText>
         </w:r>
       </w:del>
       <w:hyperlink w:anchor="def-probability-measure">
-        <w:del w:id="1911" w:author="PR Preview" w:date="2026-01-01T00:00:00Z">
+        <w:del w:id="1915" w:author="PR Preview" w:date="2026-01-01T00:00:00Z">
           <w:r>
             <w:rPr>
               <w:rStyle w:val="Hyperlink"/>
@@ -51517,17 +51587,17 @@
           </w:r>
         </w:del>
       </w:hyperlink>
-      <w:del w:id="1912" w:author="PR Preview" w:date="2026-01-01T00:00:00Z">
+      <w:del w:id="1916" w:author="PR Preview" w:date="2026-01-01T00:00:00Z">
         <w:r>
           <w:delText xml:space="preserve">),</w:delText>
         </w:r>
       </w:del>
-      <w:del w:id="1913" w:author="PR Preview" w:date="2026-01-01T00:00:00Z">
+      <w:del w:id="1917" w:author="PR Preview" w:date="2026-01-01T00:00:00Z">
         <w:r>
           <w:delText xml:space="preserve"> </w:delText>
         </w:r>
       </w:del>
-      <w:del w:id="1914" w:author="PR Preview" w:date="2026-01-01T00:00:00Z">
+      <w:del w:id="1918" w:author="PR Preview" w:date="2026-01-01T00:00:00Z">
         <w:r>
           <w:delText xml:space="preserve">taking</w:delText>
         </w:r>
@@ -51540,7 +51610,7 @@
           <w:numId w:val="1019"/>
         </w:numPr>
       </w:pPr>
-      <w:ins w:id="1915" w:author="PR Preview" w:date="2026-01-01T00:00:00Z">
+      <w:ins w:id="1919" w:author="PR Preview" w:date="2026-01-01T00:00:00Z">
         <w:r>
           <w:rPr>
             <w:b/>
@@ -51549,22 +51619,22 @@
           <w:t xml:space="preserve">Covariance bound for random variables</w:t>
         </w:r>
       </w:ins>
-      <w:ins w:id="1916" w:author="PR Preview" w:date="2026-01-01T00:00:00Z">
+      <w:ins w:id="1920" w:author="PR Preview" w:date="2026-01-01T00:00:00Z">
         <w:r>
           <w:t xml:space="preserve">:</w:t>
         </w:r>
       </w:ins>
-      <w:ins w:id="1917" w:author="PR Preview" w:date="2026-01-01T00:00:00Z">
+      <w:ins w:id="1921" w:author="PR Preview" w:date="2026-01-01T00:00:00Z">
         <w:r>
           <w:t xml:space="preserve"> </w:t>
         </w:r>
       </w:ins>
-      <w:ins w:id="1918" w:author="PR Preview" w:date="2026-01-01T00:00:00Z">
+      <w:ins w:id="1922" w:author="PR Preview" w:date="2026-01-01T00:00:00Z">
         <w:r>
           <w:t xml:space="preserve">On a probability space with measure</w:t>
         </w:r>
       </w:ins>
-      <w:ins w:id="1919" w:author="PR Preview" w:date="2026-01-01T00:00:00Z">
+      <w:ins w:id="1923" w:author="PR Preview" w:date="2026-01-01T00:00:00Z">
         <w:r>
           <w:t xml:space="preserve"> </w:t>
         </w:r>
@@ -51577,18 +51647,18 @@
           <m:t>P</m:t>
         </m:r>
       </m:oMath>
-      <w:ins w:id="1920" w:author="PR Preview" w:date="2026-01-01T00:00:00Z">
+      <w:ins w:id="1924" w:author="PR Preview" w:date="2026-01-01T00:00:00Z">
         <w:r>
           <w:t xml:space="preserve"> </w:t>
         </w:r>
       </w:ins>
-      <w:ins w:id="1921" w:author="PR Preview" w:date="2026-01-01T00:00:00Z">
+      <w:ins w:id="1925" w:author="PR Preview" w:date="2026-01-01T00:00:00Z">
         <w:r>
           <w:t xml:space="preserve">(</w:t>
         </w:r>
       </w:ins>
       <w:hyperlink w:anchor="def-probability-measure">
-        <w:ins w:id="1922" w:author="PR Preview" w:date="2026-01-01T00:00:00Z">
+        <w:ins w:id="1926" w:author="PR Preview" w:date="2026-01-01T00:00:00Z">
           <w:r>
             <w:rPr>
               <w:rStyle w:val="Hyperlink"/>
@@ -51597,17 +51667,17 @@
           </w:r>
         </w:ins>
       </w:hyperlink>
-      <w:ins w:id="1923" w:author="PR Preview" w:date="2026-01-01T00:00:00Z">
+      <w:ins w:id="1927" w:author="PR Preview" w:date="2026-01-01T00:00:00Z">
         <w:r>
           <w:t xml:space="preserve">),</w:t>
         </w:r>
       </w:ins>
-      <w:ins w:id="1924" w:author="PR Preview" w:date="2026-01-01T00:00:00Z">
+      <w:ins w:id="1928" w:author="PR Preview" w:date="2026-01-01T00:00:00Z">
         <w:r>
           <w:t xml:space="preserve"> </w:t>
         </w:r>
       </w:ins>
-      <w:ins w:id="1925" w:author="PR Preview" w:date="2026-01-01T00:00:00Z">
+      <w:ins w:id="1929" w:author="PR Preview" w:date="2026-01-01T00:00:00Z">
         <w:r>
           <w:t xml:space="preserve">taking</w:t>
         </w:r>
@@ -51826,7 +51896,7 @@
       <w:pPr>
         <w:pStyle w:val="FirstParagraph"/>
       </w:pPr>
-      <w:del w:id="1926" w:author="PR Preview" w:date="2026-01-01T00:00:00Z">
+      <w:del w:id="1930" w:author="PR Preview" w:date="2026-01-01T00:00:00Z">
         <w:r>
           <w:rPr>
             <w:i/>
@@ -51835,7 +51905,7 @@
           <w:delText xml:space="preserve">Remark 12</w:delText>
         </w:r>
       </w:del>
-      <w:del w:id="1927" w:author="PR Preview" w:date="2026-01-01T00:00:00Z">
+      <w:del w:id="1931" w:author="PR Preview" w:date="2026-01-01T00:00:00Z">
         <w:r>
           <w:delText xml:space="preserve"> (</w:delText>
         </w:r>
@@ -51854,22 +51924,22 @@
           </m:sup>
         </m:sSup>
       </m:oMath>
-      <w:del w:id="1928" w:author="PR Preview" w:date="2026-01-01T00:00:00Z">
+      <w:del w:id="1932" w:author="PR Preview" w:date="2026-01-01T00:00:00Z">
         <w:r>
           <w:delText xml:space="preserve"> </w:delText>
         </w:r>
       </w:del>
-      <w:del w:id="1929" w:author="PR Preview" w:date="2026-01-01T00:00:00Z">
+      <w:del w:id="1933" w:author="PR Preview" w:date="2026-01-01T00:00:00Z">
         <w:r>
           <w:delText xml:space="preserve">spaces and norms in probability and machine learning). </w:delText>
         </w:r>
       </w:del>
-      <w:del w:id="1930" w:author="PR Preview" w:date="2026-01-01T00:00:00Z">
+      <w:del w:id="1934" w:author="PR Preview" w:date="2026-01-01T00:00:00Z">
         <w:r>
           <w:delText xml:space="preserve">In probability, statistics, and machine learning,</w:delText>
         </w:r>
       </w:del>
-      <w:del w:id="1931" w:author="PR Preview" w:date="2026-01-01T00:00:00Z">
+      <w:del w:id="1935" w:author="PR Preview" w:date="2026-01-01T00:00:00Z">
         <w:r>
           <w:delText xml:space="preserve"> </w:delText>
         </w:r>
@@ -51888,12 +51958,12 @@
           </m:sup>
         </m:sSup>
       </m:oMath>
-      <w:del w:id="1932" w:author="PR Preview" w:date="2026-01-01T00:00:00Z">
+      <w:del w:id="1936" w:author="PR Preview" w:date="2026-01-01T00:00:00Z">
         <w:r>
           <w:delText xml:space="preserve"> </w:delText>
         </w:r>
       </w:del>
-      <w:del w:id="1933" w:author="PR Preview" w:date="2026-01-01T00:00:00Z">
+      <w:del w:id="1937" w:author="PR Preview" w:date="2026-01-01T00:00:00Z">
         <w:r>
           <w:delText xml:space="preserve">spaces structure the geometry of random variables, estimators, and loss functions:</w:delText>
         </w:r>
@@ -51906,7 +51976,7 @@
           <w:numId w:val="1020"/>
         </w:numPr>
       </w:pPr>
-      <w:del w:id="1934" w:author="PR Preview" w:date="2026-01-01T00:00:00Z">
+      <w:del w:id="1938" w:author="PR Preview" w:date="2026-01-01T00:00:00Z">
         <w:r>
           <w:rPr>
             <w:b/>
@@ -51915,7 +51985,7 @@
           <w:delText xml:space="preserve">Random variables, moments, and inclusion of</w:delText>
         </w:r>
       </w:del>
-      <w:del w:id="1935" w:author="PR Preview" w:date="2026-01-01T00:00:00Z">
+      <w:del w:id="1939" w:author="PR Preview" w:date="2026-01-01T00:00:00Z">
         <w:r>
           <w:rPr>
             <w:b/>
@@ -51938,7 +52008,7 @@
           </m:sup>
         </m:sSup>
       </m:oMath>
-      <w:del w:id="1936" w:author="PR Preview" w:date="2026-01-01T00:00:00Z">
+      <w:del w:id="1940" w:author="PR Preview" w:date="2026-01-01T00:00:00Z">
         <w:r>
           <w:rPr>
             <w:b/>
@@ -51947,7 +52017,7 @@
           <w:delText xml:space="preserve"> </w:delText>
         </w:r>
       </w:del>
-      <w:del w:id="1937" w:author="PR Preview" w:date="2026-01-01T00:00:00Z">
+      <w:del w:id="1941" w:author="PR Preview" w:date="2026-01-01T00:00:00Z">
         <w:r>
           <w:rPr>
             <w:b/>
@@ -51956,22 +52026,22 @@
           <w:delText xml:space="preserve">spaces</w:delText>
         </w:r>
       </w:del>
-      <w:del w:id="1938" w:author="PR Preview" w:date="2026-01-01T00:00:00Z">
+      <w:del w:id="1942" w:author="PR Preview" w:date="2026-01-01T00:00:00Z">
         <w:r>
           <w:delText xml:space="preserve">:</w:delText>
         </w:r>
       </w:del>
-      <w:del w:id="1939" w:author="PR Preview" w:date="2026-01-01T00:00:00Z">
+      <w:del w:id="1943" w:author="PR Preview" w:date="2026-01-01T00:00:00Z">
         <w:r>
           <w:delText xml:space="preserve"> </w:delText>
         </w:r>
       </w:del>
-      <w:del w:id="1940" w:author="PR Preview" w:date="2026-01-01T00:00:00Z">
+      <w:del w:id="1944" w:author="PR Preview" w:date="2026-01-01T00:00:00Z">
         <w:r>
           <w:delText xml:space="preserve">When</w:delText>
         </w:r>
       </w:del>
-      <w:del w:id="1941" w:author="PR Preview" w:date="2026-01-01T00:00:00Z">
+      <w:del w:id="1945" w:author="PR Preview" w:date="2026-01-01T00:00:00Z">
         <w:r>
           <w:delText xml:space="preserve"> </w:delText>
         </w:r>
@@ -51993,18 +52063,18 @@
           <m:t>P</m:t>
         </m:r>
       </m:oMath>
-      <w:del w:id="1942" w:author="PR Preview" w:date="2026-01-01T00:00:00Z">
+      <w:del w:id="1946" w:author="PR Preview" w:date="2026-01-01T00:00:00Z">
         <w:r>
           <w:delText xml:space="preserve"> </w:delText>
         </w:r>
       </w:del>
-      <w:del w:id="1943" w:author="PR Preview" w:date="2026-01-01T00:00:00Z">
+      <w:del w:id="1947" w:author="PR Preview" w:date="2026-01-01T00:00:00Z">
         <w:r>
           <w:delText xml:space="preserve">is a probability measure (</w:delText>
         </w:r>
       </w:del>
       <w:hyperlink w:anchor="def-probability-measure">
-        <w:del w:id="1944" w:author="PR Preview" w:date="2026-01-01T00:00:00Z">
+        <w:del w:id="1948" w:author="PR Preview" w:date="2026-01-01T00:00:00Z">
           <w:r>
             <w:rPr>
               <w:rStyle w:val="Hyperlink"/>
@@ -52013,12 +52083,12 @@
           </w:r>
         </w:del>
       </w:hyperlink>
-      <w:del w:id="1945" w:author="PR Preview" w:date="2026-01-01T00:00:00Z">
+      <w:del w:id="1949" w:author="PR Preview" w:date="2026-01-01T00:00:00Z">
         <w:r>
           <w:delText xml:space="preserve">) with total measure</w:delText>
         </w:r>
       </w:del>
-      <w:del w:id="1946" w:author="PR Preview" w:date="2026-01-01T00:00:00Z">
+      <w:del w:id="1950" w:author="PR Preview" w:date="2026-01-01T00:00:00Z">
         <w:r>
           <w:delText xml:space="preserve"> </w:delText>
         </w:r>
@@ -52059,22 +52129,22 @@
           <m:t>1</m:t>
         </m:r>
       </m:oMath>
-      <w:del w:id="1947" w:author="PR Preview" w:date="2026-01-01T00:00:00Z">
+      <w:del w:id="1951" w:author="PR Preview" w:date="2026-01-01T00:00:00Z">
         <w:r>
           <w:delText xml:space="preserve">,</w:delText>
         </w:r>
       </w:del>
-      <w:del w:id="1948" w:author="PR Preview" w:date="2026-01-01T00:00:00Z">
+      <w:del w:id="1952" w:author="PR Preview" w:date="2026-01-01T00:00:00Z">
         <w:r>
           <w:delText xml:space="preserve"> </w:delText>
         </w:r>
       </w:del>
-      <w:del w:id="1949" w:author="PR Preview" w:date="2026-01-01T00:00:00Z">
+      <w:del w:id="1953" w:author="PR Preview" w:date="2026-01-01T00:00:00Z">
         <w:r>
           <w:delText xml:space="preserve">an</w:delText>
         </w:r>
       </w:del>
-      <w:del w:id="1950" w:author="PR Preview" w:date="2026-01-01T00:00:00Z">
+      <w:del w:id="1954" w:author="PR Preview" w:date="2026-01-01T00:00:00Z">
         <w:r>
           <w:delText xml:space="preserve"> </w:delText>
         </w:r>
@@ -52093,17 +52163,17 @@
           </m:sup>
         </m:sSup>
       </m:oMath>
-      <w:del w:id="1951" w:author="PR Preview" w:date="2026-01-01T00:00:00Z">
+      <w:del w:id="1955" w:author="PR Preview" w:date="2026-01-01T00:00:00Z">
         <w:r>
           <w:delText xml:space="preserve"> </w:delText>
         </w:r>
       </w:del>
-      <w:del w:id="1952" w:author="PR Preview" w:date="2026-01-01T00:00:00Z">
+      <w:del w:id="1956" w:author="PR Preview" w:date="2026-01-01T00:00:00Z">
         <w:r>
           <w:delText xml:space="preserve">function is a random variable</w:delText>
         </w:r>
       </w:del>
-      <w:del w:id="1953" w:author="PR Preview" w:date="2026-01-01T00:00:00Z">
+      <w:del w:id="1957" w:author="PR Preview" w:date="2026-01-01T00:00:00Z">
         <w:r>
           <w:delText xml:space="preserve"> </w:delText>
         </w:r>
@@ -52113,17 +52183,17 @@
           <m:t>X</m:t>
         </m:r>
       </m:oMath>
-      <w:del w:id="1954" w:author="PR Preview" w:date="2026-01-01T00:00:00Z">
+      <w:del w:id="1958" w:author="PR Preview" w:date="2026-01-01T00:00:00Z">
         <w:r>
           <w:delText xml:space="preserve"> </w:delText>
         </w:r>
       </w:del>
-      <w:del w:id="1955" w:author="PR Preview" w:date="2026-01-01T00:00:00Z">
+      <w:del w:id="1959" w:author="PR Preview" w:date="2026-01-01T00:00:00Z">
         <w:r>
           <w:delText xml:space="preserve">with finite</w:delText>
         </w:r>
       </w:del>
-      <w:del w:id="1956" w:author="PR Preview" w:date="2026-01-01T00:00:00Z">
+      <w:del w:id="1960" w:author="PR Preview" w:date="2026-01-01T00:00:00Z">
         <w:r>
           <w:delText xml:space="preserve"> </w:delText>
         </w:r>
@@ -52133,7 +52203,7 @@
           <m:t>p</m:t>
         </m:r>
       </m:oMath>
-      <w:del w:id="1957" w:author="PR Preview" w:date="2026-01-01T00:00:00Z">
+      <w:del w:id="1961" w:author="PR Preview" w:date="2026-01-01T00:00:00Z">
         <w:r>
           <w:delText xml:space="preserve">-th moment:</w:delText>
         </w:r>
@@ -52143,7 +52213,7 @@
       <w:pPr>
         <w:pStyle w:val="FirstParagraph"/>
       </w:pPr>
-      <w:ins w:id="1958" w:author="PR Preview" w:date="2026-01-01T00:00:00Z">
+      <w:ins w:id="1962" w:author="PR Preview" w:date="2026-01-01T00:00:00Z">
         <w:r>
           <w:rPr>
             <w:i/>
@@ -52152,7 +52222,7 @@
           <w:t xml:space="preserve">Remark 13</w:t>
         </w:r>
       </w:ins>
-      <w:ins w:id="1959" w:author="PR Preview" w:date="2026-01-01T00:00:00Z">
+      <w:ins w:id="1963" w:author="PR Preview" w:date="2026-01-01T00:00:00Z">
         <w:r>
           <w:t xml:space="preserve"> (</w:t>
         </w:r>
@@ -52171,22 +52241,22 @@
           </m:sup>
         </m:sSup>
       </m:oMath>
-      <w:ins w:id="1960" w:author="PR Preview" w:date="2026-01-01T00:00:00Z">
+      <w:ins w:id="1964" w:author="PR Preview" w:date="2026-01-01T00:00:00Z">
         <w:r>
           <w:t xml:space="preserve"> </w:t>
         </w:r>
       </w:ins>
-      <w:ins w:id="1961" w:author="PR Preview" w:date="2026-01-01T00:00:00Z">
+      <w:ins w:id="1965" w:author="PR Preview" w:date="2026-01-01T00:00:00Z">
         <w:r>
           <w:t xml:space="preserve">spaces and norms in probability and machine learning). </w:t>
         </w:r>
       </w:ins>
-      <w:ins w:id="1962" w:author="PR Preview" w:date="2026-01-01T00:00:00Z">
+      <w:ins w:id="1966" w:author="PR Preview" w:date="2026-01-01T00:00:00Z">
         <w:r>
           <w:t xml:space="preserve">In probability, statistics, and machine learning,</w:t>
         </w:r>
       </w:ins>
-      <w:ins w:id="1963" w:author="PR Preview" w:date="2026-01-01T00:00:00Z">
+      <w:ins w:id="1967" w:author="PR Preview" w:date="2026-01-01T00:00:00Z">
         <w:r>
           <w:t xml:space="preserve"> </w:t>
         </w:r>
@@ -52205,12 +52275,12 @@
           </m:sup>
         </m:sSup>
       </m:oMath>
-      <w:ins w:id="1964" w:author="PR Preview" w:date="2026-01-01T00:00:00Z">
+      <w:ins w:id="1968" w:author="PR Preview" w:date="2026-01-01T00:00:00Z">
         <w:r>
           <w:t xml:space="preserve"> </w:t>
         </w:r>
       </w:ins>
-      <w:ins w:id="1965" w:author="PR Preview" w:date="2026-01-01T00:00:00Z">
+      <w:ins w:id="1969" w:author="PR Preview" w:date="2026-01-01T00:00:00Z">
         <w:r>
           <w:t xml:space="preserve">spaces structure the geometry of random variables, estimators, and loss functions:</w:t>
         </w:r>
@@ -52223,7 +52293,7 @@
           <w:numId w:val="1020"/>
         </w:numPr>
       </w:pPr>
-      <w:ins w:id="1966" w:author="PR Preview" w:date="2026-01-01T00:00:00Z">
+      <w:ins w:id="1970" w:author="PR Preview" w:date="2026-01-01T00:00:00Z">
         <w:r>
           <w:rPr>
             <w:b/>
@@ -52232,7 +52302,7 @@
           <w:t xml:space="preserve">Random variables, moments, and inclusion of</w:t>
         </w:r>
       </w:ins>
-      <w:ins w:id="1967" w:author="PR Preview" w:date="2026-01-01T00:00:00Z">
+      <w:ins w:id="1971" w:author="PR Preview" w:date="2026-01-01T00:00:00Z">
         <w:r>
           <w:rPr>
             <w:b/>
@@ -52255,7 +52325,7 @@
           </m:sup>
         </m:sSup>
       </m:oMath>
-      <w:ins w:id="1968" w:author="PR Preview" w:date="2026-01-01T00:00:00Z">
+      <w:ins w:id="1972" w:author="PR Preview" w:date="2026-01-01T00:00:00Z">
         <w:r>
           <w:rPr>
             <w:b/>
@@ -52264,7 +52334,7 @@
           <w:t xml:space="preserve"> </w:t>
         </w:r>
       </w:ins>
-      <w:ins w:id="1969" w:author="PR Preview" w:date="2026-01-01T00:00:00Z">
+      <w:ins w:id="1973" w:author="PR Preview" w:date="2026-01-01T00:00:00Z">
         <w:r>
           <w:rPr>
             <w:b/>
@@ -52273,22 +52343,22 @@
           <w:t xml:space="preserve">spaces</w:t>
         </w:r>
       </w:ins>
-      <w:ins w:id="1970" w:author="PR Preview" w:date="2026-01-01T00:00:00Z">
+      <w:ins w:id="1974" w:author="PR Preview" w:date="2026-01-01T00:00:00Z">
         <w:r>
           <w:t xml:space="preserve">:</w:t>
         </w:r>
       </w:ins>
-      <w:ins w:id="1971" w:author="PR Preview" w:date="2026-01-01T00:00:00Z">
+      <w:ins w:id="1975" w:author="PR Preview" w:date="2026-01-01T00:00:00Z">
         <w:r>
           <w:t xml:space="preserve"> </w:t>
         </w:r>
       </w:ins>
-      <w:ins w:id="1972" w:author="PR Preview" w:date="2026-01-01T00:00:00Z">
+      <w:ins w:id="1976" w:author="PR Preview" w:date="2026-01-01T00:00:00Z">
         <w:r>
           <w:t xml:space="preserve">When</w:t>
         </w:r>
       </w:ins>
-      <w:ins w:id="1973" w:author="PR Preview" w:date="2026-01-01T00:00:00Z">
+      <w:ins w:id="1977" w:author="PR Preview" w:date="2026-01-01T00:00:00Z">
         <w:r>
           <w:t xml:space="preserve"> </w:t>
         </w:r>
@@ -52310,18 +52380,18 @@
           <m:t>P</m:t>
         </m:r>
       </m:oMath>
-      <w:ins w:id="1974" w:author="PR Preview" w:date="2026-01-01T00:00:00Z">
+      <w:ins w:id="1978" w:author="PR Preview" w:date="2026-01-01T00:00:00Z">
         <w:r>
           <w:t xml:space="preserve"> </w:t>
         </w:r>
       </w:ins>
-      <w:ins w:id="1975" w:author="PR Preview" w:date="2026-01-01T00:00:00Z">
+      <w:ins w:id="1979" w:author="PR Preview" w:date="2026-01-01T00:00:00Z">
         <w:r>
           <w:t xml:space="preserve">is a probability measure (</w:t>
         </w:r>
       </w:ins>
       <w:hyperlink w:anchor="def-probability-measure">
-        <w:ins w:id="1976" w:author="PR Preview" w:date="2026-01-01T00:00:00Z">
+        <w:ins w:id="1980" w:author="PR Preview" w:date="2026-01-01T00:00:00Z">
           <w:r>
             <w:rPr>
               <w:rStyle w:val="Hyperlink"/>
@@ -52330,12 +52400,12 @@
           </w:r>
         </w:ins>
       </w:hyperlink>
-      <w:ins w:id="1977" w:author="PR Preview" w:date="2026-01-01T00:00:00Z">
+      <w:ins w:id="1981" w:author="PR Preview" w:date="2026-01-01T00:00:00Z">
         <w:r>
           <w:t xml:space="preserve">) with total measure</w:t>
         </w:r>
       </w:ins>
-      <w:ins w:id="1978" w:author="PR Preview" w:date="2026-01-01T00:00:00Z">
+      <w:ins w:id="1982" w:author="PR Preview" w:date="2026-01-01T00:00:00Z">
         <w:r>
           <w:t xml:space="preserve"> </w:t>
         </w:r>
@@ -52376,22 +52446,22 @@
           <m:t>1</m:t>
         </m:r>
       </m:oMath>
-      <w:ins w:id="1979" w:author="PR Preview" w:date="2026-01-01T00:00:00Z">
+      <w:ins w:id="1983" w:author="PR Preview" w:date="2026-01-01T00:00:00Z">
         <w:r>
           <w:t xml:space="preserve">,</w:t>
         </w:r>
       </w:ins>
-      <w:ins w:id="1980" w:author="PR Preview" w:date="2026-01-01T00:00:00Z">
+      <w:ins w:id="1984" w:author="PR Preview" w:date="2026-01-01T00:00:00Z">
         <w:r>
           <w:t xml:space="preserve"> </w:t>
         </w:r>
       </w:ins>
-      <w:ins w:id="1981" w:author="PR Preview" w:date="2026-01-01T00:00:00Z">
+      <w:ins w:id="1985" w:author="PR Preview" w:date="2026-01-01T00:00:00Z">
         <w:r>
           <w:t xml:space="preserve">an</w:t>
         </w:r>
       </w:ins>
-      <w:ins w:id="1982" w:author="PR Preview" w:date="2026-01-01T00:00:00Z">
+      <w:ins w:id="1986" w:author="PR Preview" w:date="2026-01-01T00:00:00Z">
         <w:r>
           <w:t xml:space="preserve"> </w:t>
         </w:r>
@@ -52410,17 +52480,17 @@
           </m:sup>
         </m:sSup>
       </m:oMath>
-      <w:ins w:id="1983" w:author="PR Preview" w:date="2026-01-01T00:00:00Z">
+      <w:ins w:id="1987" w:author="PR Preview" w:date="2026-01-01T00:00:00Z">
         <w:r>
           <w:t xml:space="preserve"> </w:t>
         </w:r>
       </w:ins>
-      <w:ins w:id="1984" w:author="PR Preview" w:date="2026-01-01T00:00:00Z">
+      <w:ins w:id="1988" w:author="PR Preview" w:date="2026-01-01T00:00:00Z">
         <w:r>
           <w:t xml:space="preserve">function is a random variable</w:t>
         </w:r>
       </w:ins>
-      <w:ins w:id="1985" w:author="PR Preview" w:date="2026-01-01T00:00:00Z">
+      <w:ins w:id="1989" w:author="PR Preview" w:date="2026-01-01T00:00:00Z">
         <w:r>
           <w:t xml:space="preserve"> </w:t>
         </w:r>
@@ -52430,17 +52500,17 @@
           <m:t>X</m:t>
         </m:r>
       </m:oMath>
-      <w:ins w:id="1986" w:author="PR Preview" w:date="2026-01-01T00:00:00Z">
+      <w:ins w:id="1990" w:author="PR Preview" w:date="2026-01-01T00:00:00Z">
         <w:r>
           <w:t xml:space="preserve"> </w:t>
         </w:r>
       </w:ins>
-      <w:ins w:id="1987" w:author="PR Preview" w:date="2026-01-01T00:00:00Z">
+      <w:ins w:id="1991" w:author="PR Preview" w:date="2026-01-01T00:00:00Z">
         <w:r>
           <w:t xml:space="preserve">with finite</w:t>
         </w:r>
       </w:ins>
-      <w:ins w:id="1988" w:author="PR Preview" w:date="2026-01-01T00:00:00Z">
+      <w:ins w:id="1992" w:author="PR Preview" w:date="2026-01-01T00:00:00Z">
         <w:r>
           <w:t xml:space="preserve"> </w:t>
         </w:r>
@@ -52450,7 +52520,7 @@
           <m:t>p</m:t>
         </m:r>
       </m:oMath>
-      <w:ins w:id="1989" w:author="PR Preview" w:date="2026-01-01T00:00:00Z">
+      <w:ins w:id="1993" w:author="PR Preview" w:date="2026-01-01T00:00:00Z">
         <w:r>
           <w:t xml:space="preserve">-th moment:</w:t>
         </w:r>
@@ -53545,7 +53615,7 @@
       <w:pPr>
         <w:pStyle w:val="FirstParagraph"/>
       </w:pPr>
-      <w:del w:id="1990" w:author="PR Preview" w:date="2026-01-01T00:00:00Z">
+      <w:del w:id="1994" w:author="PR Preview" w:date="2026-01-01T00:00:00Z">
         <w:r>
           <w:rPr>
             <w:b/>
@@ -53554,7 +53624,7 @@
           <w:delText xml:space="preserve">Definition 29 (Product</w:delText>
         </w:r>
       </w:del>
-      <w:del w:id="1991" w:author="PR Preview" w:date="2026-01-01T00:00:00Z">
+      <w:del w:id="1995" w:author="PR Preview" w:date="2026-01-01T00:00:00Z">
         <w:r>
           <w:rPr>
             <w:b/>
@@ -53568,7 +53638,7 @@
           <m:t>σ</m:t>
         </m:r>
       </m:oMath>
-      <w:del w:id="1992" w:author="PR Preview" w:date="2026-01-01T00:00:00Z">
+      <w:del w:id="1996" w:author="PR Preview" w:date="2026-01-01T00:00:00Z">
         <w:r>
           <w:rPr>
             <w:b/>
@@ -53577,17 +53647,17 @@
           <w:delText xml:space="preserve">-algebra)</w:delText>
         </w:r>
       </w:del>
-      <w:del w:id="1993" w:author="PR Preview" w:date="2026-01-01T00:00:00Z">
+      <w:del w:id="1997" w:author="PR Preview" w:date="2026-01-01T00:00:00Z">
         <w:r>
           <w:delText xml:space="preserve"> </w:delText>
         </w:r>
       </w:del>
-      <w:del w:id="1994" w:author="PR Preview" w:date="2026-01-01T00:00:00Z">
+      <w:del w:id="1998" w:author="PR Preview" w:date="2026-01-01T00:00:00Z">
         <w:r>
           <w:delText xml:space="preserve">Let</w:delText>
         </w:r>
       </w:del>
-      <w:del w:id="1995" w:author="PR Preview" w:date="2026-01-01T00:00:00Z">
+      <w:del w:id="1999" w:author="PR Preview" w:date="2026-01-01T00:00:00Z">
         <w:r>
           <w:delText xml:space="preserve"> </w:delText>
         </w:r>
@@ -53622,17 +53692,17 @@
           <m:t>)</m:t>
         </m:r>
       </m:oMath>
-      <w:del w:id="1996" w:author="PR Preview" w:date="2026-01-01T00:00:00Z">
+      <w:del w:id="2000" w:author="PR Preview" w:date="2026-01-01T00:00:00Z">
         <w:r>
           <w:delText xml:space="preserve"> </w:delText>
         </w:r>
       </w:del>
-      <w:del w:id="1997" w:author="PR Preview" w:date="2026-01-01T00:00:00Z">
+      <w:del w:id="2001" w:author="PR Preview" w:date="2026-01-01T00:00:00Z">
         <w:r>
           <w:delText xml:space="preserve">and</w:delText>
         </w:r>
       </w:del>
-      <w:del w:id="1998" w:author="PR Preview" w:date="2026-01-01T00:00:00Z">
+      <w:del w:id="2002" w:author="PR Preview" w:date="2026-01-01T00:00:00Z">
         <w:r>
           <w:delText xml:space="preserve"> </w:delText>
         </w:r>
@@ -53667,23 +53737,23 @@
           <m:t>)</m:t>
         </m:r>
       </m:oMath>
-      <w:del w:id="1999" w:author="PR Preview" w:date="2026-01-01T00:00:00Z">
+      <w:del w:id="2003" w:author="PR Preview" w:date="2026-01-01T00:00:00Z">
         <w:r>
           <w:delText xml:space="preserve"> </w:delText>
         </w:r>
       </w:del>
-      <w:del w:id="2000" w:author="PR Preview" w:date="2026-01-01T00:00:00Z">
+      <w:del w:id="2004" w:author="PR Preview" w:date="2026-01-01T00:00:00Z">
         <w:r>
           <w:delText xml:space="preserve">be</w:delText>
         </w:r>
       </w:del>
-      <w:del w:id="2001" w:author="PR Preview" w:date="2026-01-01T00:00:00Z">
+      <w:del w:id="2005" w:author="PR Preview" w:date="2026-01-01T00:00:00Z">
         <w:r>
           <w:delText xml:space="preserve"> </w:delText>
         </w:r>
       </w:del>
       <w:hyperlink w:anchor="def-measurable-space">
-        <w:del w:id="2002" w:author="PR Preview" w:date="2026-01-01T00:00:00Z">
+        <w:del w:id="2006" w:author="PR Preview" w:date="2026-01-01T00:00:00Z">
           <w:r>
             <w:rPr>
               <w:rStyle w:val="Hyperlink"/>
@@ -53692,27 +53762,27 @@
           </w:r>
         </w:del>
       </w:hyperlink>
-      <w:del w:id="2003" w:author="PR Preview" w:date="2026-01-01T00:00:00Z">
+      <w:del w:id="2007" w:author="PR Preview" w:date="2026-01-01T00:00:00Z">
         <w:r>
           <w:delText xml:space="preserve">.</w:delText>
         </w:r>
       </w:del>
-      <w:del w:id="2004" w:author="PR Preview" w:date="2026-01-01T00:00:00Z">
+      <w:del w:id="2008" w:author="PR Preview" w:date="2026-01-01T00:00:00Z">
         <w:r>
           <w:delText xml:space="preserve"> </w:delText>
         </w:r>
       </w:del>
-      <w:del w:id="2005" w:author="PR Preview" w:date="2026-01-01T00:00:00Z">
+      <w:del w:id="2009" w:author="PR Preview" w:date="2026-01-01T00:00:00Z">
         <w:r>
           <w:delText xml:space="preserve">A</w:delText>
         </w:r>
       </w:del>
-      <w:del w:id="2006" w:author="PR Preview" w:date="2026-01-01T00:00:00Z">
+      <w:del w:id="2010" w:author="PR Preview" w:date="2026-01-01T00:00:00Z">
         <w:r>
           <w:delText xml:space="preserve"> </w:delText>
         </w:r>
       </w:del>
-      <w:del w:id="2007" w:author="PR Preview" w:date="2026-01-01T00:00:00Z">
+      <w:del w:id="2011" w:author="PR Preview" w:date="2026-01-01T00:00:00Z">
         <w:r>
           <w:rPr>
             <w:b/>
@@ -53721,23 +53791,23 @@
           <w:delText xml:space="preserve">measurable rectangle</w:delText>
         </w:r>
       </w:del>
-      <w:del w:id="2008" w:author="PR Preview" w:date="2026-01-01T00:00:00Z">
+      <w:del w:id="2012" w:author="PR Preview" w:date="2026-01-01T00:00:00Z">
         <w:r>
           <w:delText xml:space="preserve"> </w:delText>
         </w:r>
       </w:del>
-      <w:del w:id="2009" w:author="PR Preview" w:date="2026-01-01T00:00:00Z">
+      <w:del w:id="2013" w:author="PR Preview" w:date="2026-01-01T00:00:00Z">
         <w:r>
           <w:delText xml:space="preserve">is a</w:delText>
         </w:r>
       </w:del>
-      <w:del w:id="2010" w:author="PR Preview" w:date="2026-01-01T00:00:00Z">
+      <w:del w:id="2014" w:author="PR Preview" w:date="2026-01-01T00:00:00Z">
         <w:r>
           <w:delText xml:space="preserve"> </w:delText>
         </w:r>
       </w:del>
       <w:hyperlink r:id="rId144">
-        <w:del w:id="2011" w:author="PR Preview" w:date="2026-01-01T00:00:00Z">
+        <w:del w:id="2015" w:author="PR Preview" w:date="2026-01-01T00:00:00Z">
           <w:r>
             <w:rPr>
               <w:rStyle w:val="Hyperlink"/>
@@ -53746,7 +53816,7 @@
           </w:r>
         </w:del>
       </w:hyperlink>
-      <w:del w:id="2012" w:author="PR Preview" w:date="2026-01-01T00:00:00Z">
+      <w:del w:id="2016" w:author="PR Preview" w:date="2026-01-01T00:00:00Z">
         <w:r>
           <w:delText xml:space="preserve"> </w:delText>
         </w:r>
@@ -53765,17 +53835,17 @@
           <m:t>B</m:t>
         </m:r>
       </m:oMath>
-      <w:del w:id="2013" w:author="PR Preview" w:date="2026-01-01T00:00:00Z">
+      <w:del w:id="2017" w:author="PR Preview" w:date="2026-01-01T00:00:00Z">
         <w:r>
           <w:delText xml:space="preserve"> </w:delText>
         </w:r>
       </w:del>
-      <w:del w:id="2014" w:author="PR Preview" w:date="2026-01-01T00:00:00Z">
+      <w:del w:id="2018" w:author="PR Preview" w:date="2026-01-01T00:00:00Z">
         <w:r>
           <w:delText xml:space="preserve">with</w:delText>
         </w:r>
       </w:del>
-      <w:del w:id="2015" w:author="PR Preview" w:date="2026-01-01T00:00:00Z">
+      <w:del w:id="2019" w:author="PR Preview" w:date="2026-01-01T00:00:00Z">
         <w:r>
           <w:delText xml:space="preserve"> </w:delText>
         </w:r>
@@ -53798,17 +53868,17 @@
           <m:t>S</m:t>
         </m:r>
       </m:oMath>
-      <w:del w:id="2016" w:author="PR Preview" w:date="2026-01-01T00:00:00Z">
+      <w:del w:id="2020" w:author="PR Preview" w:date="2026-01-01T00:00:00Z">
         <w:r>
           <w:delText xml:space="preserve"> </w:delText>
         </w:r>
       </w:del>
-      <w:del w:id="2017" w:author="PR Preview" w:date="2026-01-01T00:00:00Z">
+      <w:del w:id="2021" w:author="PR Preview" w:date="2026-01-01T00:00:00Z">
         <w:r>
           <w:delText xml:space="preserve">and</w:delText>
         </w:r>
       </w:del>
-      <w:del w:id="2018" w:author="PR Preview" w:date="2026-01-01T00:00:00Z">
+      <w:del w:id="2022" w:author="PR Preview" w:date="2026-01-01T00:00:00Z">
         <w:r>
           <w:delText xml:space="preserve"> </w:delText>
         </w:r>
@@ -53831,27 +53901,27 @@
           <m:t>T</m:t>
         </m:r>
       </m:oMath>
-      <w:del w:id="2019" w:author="PR Preview" w:date="2026-01-01T00:00:00Z">
+      <w:del w:id="2023" w:author="PR Preview" w:date="2026-01-01T00:00:00Z">
         <w:r>
           <w:delText xml:space="preserve">.</w:delText>
         </w:r>
       </w:del>
-      <w:del w:id="2020" w:author="PR Preview" w:date="2026-01-01T00:00:00Z">
+      <w:del w:id="2024" w:author="PR Preview" w:date="2026-01-01T00:00:00Z">
         <w:r>
           <w:delText xml:space="preserve"> </w:delText>
         </w:r>
       </w:del>
-      <w:del w:id="2021" w:author="PR Preview" w:date="2026-01-01T00:00:00Z">
+      <w:del w:id="2025" w:author="PR Preview" w:date="2026-01-01T00:00:00Z">
         <w:r>
           <w:delText xml:space="preserve">The</w:delText>
         </w:r>
       </w:del>
-      <w:del w:id="2022" w:author="PR Preview" w:date="2026-01-01T00:00:00Z">
+      <w:del w:id="2026" w:author="PR Preview" w:date="2026-01-01T00:00:00Z">
         <w:r>
           <w:delText xml:space="preserve"> </w:delText>
         </w:r>
       </w:del>
-      <w:del w:id="2023" w:author="PR Preview" w:date="2026-01-01T00:00:00Z">
+      <w:del w:id="2027" w:author="PR Preview" w:date="2026-01-01T00:00:00Z">
         <w:r>
           <w:rPr>
             <w:b/>
@@ -53860,7 +53930,7 @@
           <w:delText xml:space="preserve">product</w:delText>
         </w:r>
       </w:del>
-      <w:del w:id="2024" w:author="PR Preview" w:date="2026-01-01T00:00:00Z">
+      <w:del w:id="2028" w:author="PR Preview" w:date="2026-01-01T00:00:00Z">
         <w:r>
           <w:rPr>
             <w:b/>
@@ -53874,7 +53944,7 @@
           <m:t>σ</m:t>
         </m:r>
       </m:oMath>
-      <w:del w:id="2025" w:author="PR Preview" w:date="2026-01-01T00:00:00Z">
+      <w:del w:id="2029" w:author="PR Preview" w:date="2026-01-01T00:00:00Z">
         <w:r>
           <w:rPr>
             <w:b/>
@@ -53883,7 +53953,7 @@
           <w:delText xml:space="preserve">-algebra</w:delText>
         </w:r>
       </w:del>
-      <w:del w:id="2026" w:author="PR Preview" w:date="2026-01-01T00:00:00Z">
+      <w:del w:id="2030" w:author="PR Preview" w:date="2026-01-01T00:00:00Z">
         <w:r>
           <w:delText xml:space="preserve"> </w:delText>
         </w:r>
@@ -53910,17 +53980,17 @@
           <m:t>T</m:t>
         </m:r>
       </m:oMath>
-      <w:del w:id="2027" w:author="PR Preview" w:date="2026-01-01T00:00:00Z">
+      <w:del w:id="2031" w:author="PR Preview" w:date="2026-01-01T00:00:00Z">
         <w:r>
           <w:delText xml:space="preserve"> </w:delText>
         </w:r>
       </w:del>
-      <w:del w:id="2028" w:author="PR Preview" w:date="2026-01-01T00:00:00Z">
+      <w:del w:id="2032" w:author="PR Preview" w:date="2026-01-01T00:00:00Z">
         <w:r>
           <w:delText xml:space="preserve">is the</w:delText>
         </w:r>
       </w:del>
-      <w:del w:id="2029" w:author="PR Preview" w:date="2026-01-01T00:00:00Z">
+      <w:del w:id="2033" w:author="PR Preview" w:date="2026-01-01T00:00:00Z">
         <w:r>
           <w:delText xml:space="preserve"> </w:delText>
         </w:r>
@@ -53930,12 +54000,12 @@
           <m:t>σ</m:t>
         </m:r>
       </m:oMath>
-      <w:del w:id="2030" w:author="PR Preview" w:date="2026-01-01T00:00:00Z">
+      <w:del w:id="2034" w:author="PR Preview" w:date="2026-01-01T00:00:00Z">
         <w:r>
           <w:delText xml:space="preserve">-algebra on</w:delText>
         </w:r>
       </w:del>
-      <w:del w:id="2031" w:author="PR Preview" w:date="2026-01-01T00:00:00Z">
+      <w:del w:id="2035" w:author="PR Preview" w:date="2026-01-01T00:00:00Z">
         <w:r>
           <w:delText xml:space="preserve"> </w:delText>
         </w:r>
@@ -53954,13 +54024,13 @@
           <m:t>T</m:t>
         </m:r>
       </m:oMath>
-      <w:del w:id="2032" w:author="PR Preview" w:date="2026-01-01T00:00:00Z">
+      <w:del w:id="2036" w:author="PR Preview" w:date="2026-01-01T00:00:00Z">
         <w:r>
           <w:delText xml:space="preserve"> </w:delText>
         </w:r>
       </w:del>
       <w:hyperlink w:anchor="def-generated-sigma-algebra">
-        <w:del w:id="2033" w:author="PR Preview" w:date="2026-01-01T00:00:00Z">
+        <w:del w:id="2037" w:author="PR Preview" w:date="2026-01-01T00:00:00Z">
           <w:r>
             <w:rPr>
               <w:rStyle w:val="Hyperlink"/>
@@ -53969,12 +54039,12 @@
           </w:r>
         </w:del>
       </w:hyperlink>
-      <w:del w:id="2034" w:author="PR Preview" w:date="2026-01-01T00:00:00Z">
+      <w:del w:id="2038" w:author="PR Preview" w:date="2026-01-01T00:00:00Z">
         <w:r>
           <w:delText xml:space="preserve"> </w:delText>
         </w:r>
       </w:del>
-      <w:del w:id="2035" w:author="PR Preview" w:date="2026-01-01T00:00:00Z">
+      <w:del w:id="2039" w:author="PR Preview" w:date="2026-01-01T00:00:00Z">
         <w:r>
           <w:delText xml:space="preserve">the measurable rectangles.</w:delText>
         </w:r>
@@ -53984,7 +54054,7 @@
       <w:pPr>
         <w:pStyle w:val="FirstParagraph"/>
       </w:pPr>
-      <w:ins w:id="2036" w:author="PR Preview" w:date="2026-01-01T00:00:00Z">
+      <w:ins w:id="2040" w:author="PR Preview" w:date="2026-01-01T00:00:00Z">
         <w:r>
           <w:rPr>
             <w:b/>
@@ -53993,17 +54063,17 @@
           <w:t xml:space="preserve">Definition 35 (Measurable rectangle)</w:t>
         </w:r>
       </w:ins>
-      <w:ins w:id="2037" w:author="PR Preview" w:date="2026-01-01T00:00:00Z">
+      <w:ins w:id="2041" w:author="PR Preview" w:date="2026-01-01T00:00:00Z">
         <w:r>
           <w:t xml:space="preserve"> </w:t>
         </w:r>
       </w:ins>
-      <w:ins w:id="2038" w:author="PR Preview" w:date="2026-01-01T00:00:00Z">
+      <w:ins w:id="2042" w:author="PR Preview" w:date="2026-01-01T00:00:00Z">
         <w:r>
           <w:t xml:space="preserve">Let</w:t>
         </w:r>
       </w:ins>
-      <w:ins w:id="2039" w:author="PR Preview" w:date="2026-01-01T00:00:00Z">
+      <w:ins w:id="2043" w:author="PR Preview" w:date="2026-01-01T00:00:00Z">
         <w:r>
           <w:t xml:space="preserve"> </w:t>
         </w:r>
@@ -54038,17 +54108,17 @@
           <m:t>)</m:t>
         </m:r>
       </m:oMath>
-      <w:ins w:id="2040" w:author="PR Preview" w:date="2026-01-01T00:00:00Z">
+      <w:ins w:id="2044" w:author="PR Preview" w:date="2026-01-01T00:00:00Z">
         <w:r>
           <w:t xml:space="preserve"> </w:t>
         </w:r>
       </w:ins>
-      <w:ins w:id="2041" w:author="PR Preview" w:date="2026-01-01T00:00:00Z">
+      <w:ins w:id="2045" w:author="PR Preview" w:date="2026-01-01T00:00:00Z">
         <w:r>
           <w:t xml:space="preserve">and</w:t>
         </w:r>
       </w:ins>
-      <w:ins w:id="2042" w:author="PR Preview" w:date="2026-01-01T00:00:00Z">
+      <w:ins w:id="2046" w:author="PR Preview" w:date="2026-01-01T00:00:00Z">
         <w:r>
           <w:t xml:space="preserve"> </w:t>
         </w:r>
@@ -54083,23 +54153,23 @@
           <m:t>)</m:t>
         </m:r>
       </m:oMath>
-      <w:ins w:id="2043" w:author="PR Preview" w:date="2026-01-01T00:00:00Z">
+      <w:ins w:id="2047" w:author="PR Preview" w:date="2026-01-01T00:00:00Z">
         <w:r>
           <w:t xml:space="preserve"> </w:t>
         </w:r>
       </w:ins>
-      <w:ins w:id="2044" w:author="PR Preview" w:date="2026-01-01T00:00:00Z">
+      <w:ins w:id="2048" w:author="PR Preview" w:date="2026-01-01T00:00:00Z">
         <w:r>
           <w:t xml:space="preserve">be</w:t>
         </w:r>
       </w:ins>
-      <w:ins w:id="2045" w:author="PR Preview" w:date="2026-01-01T00:00:00Z">
+      <w:ins w:id="2049" w:author="PR Preview" w:date="2026-01-01T00:00:00Z">
         <w:r>
           <w:t xml:space="preserve"> </w:t>
         </w:r>
       </w:ins>
       <w:hyperlink w:anchor="def-measurable-space">
-        <w:ins w:id="2046" w:author="PR Preview" w:date="2026-01-01T00:00:00Z">
+        <w:ins w:id="2050" w:author="PR Preview" w:date="2026-01-01T00:00:00Z">
           <w:r>
             <w:rPr>
               <w:rStyle w:val="Hyperlink"/>
@@ -54108,27 +54178,27 @@
           </w:r>
         </w:ins>
       </w:hyperlink>
-      <w:ins w:id="2047" w:author="PR Preview" w:date="2026-01-01T00:00:00Z">
+      <w:ins w:id="2051" w:author="PR Preview" w:date="2026-01-01T00:00:00Z">
         <w:r>
           <w:t xml:space="preserve">.</w:t>
         </w:r>
       </w:ins>
-      <w:ins w:id="2048" w:author="PR Preview" w:date="2026-01-01T00:00:00Z">
+      <w:ins w:id="2052" w:author="PR Preview" w:date="2026-01-01T00:00:00Z">
         <w:r>
           <w:t xml:space="preserve"> </w:t>
         </w:r>
       </w:ins>
-      <w:ins w:id="2049" w:author="PR Preview" w:date="2026-01-01T00:00:00Z">
+      <w:ins w:id="2053" w:author="PR Preview" w:date="2026-01-01T00:00:00Z">
         <w:r>
           <w:t xml:space="preserve">A</w:t>
         </w:r>
       </w:ins>
-      <w:ins w:id="2050" w:author="PR Preview" w:date="2026-01-01T00:00:00Z">
+      <w:ins w:id="2054" w:author="PR Preview" w:date="2026-01-01T00:00:00Z">
         <w:r>
           <w:t xml:space="preserve"> </w:t>
         </w:r>
       </w:ins>
-      <w:ins w:id="2051" w:author="PR Preview" w:date="2026-01-01T00:00:00Z">
+      <w:ins w:id="2055" w:author="PR Preview" w:date="2026-01-01T00:00:00Z">
         <w:r>
           <w:rPr>
             <w:b/>
@@ -54137,23 +54207,23 @@
           <w:t xml:space="preserve">measurable rectangle</w:t>
         </w:r>
       </w:ins>
-      <w:ins w:id="2052" w:author="PR Preview" w:date="2026-01-01T00:00:00Z">
+      <w:ins w:id="2056" w:author="PR Preview" w:date="2026-01-01T00:00:00Z">
         <w:r>
           <w:t xml:space="preserve"> </w:t>
         </w:r>
       </w:ins>
-      <w:ins w:id="2053" w:author="PR Preview" w:date="2026-01-01T00:00:00Z">
+      <w:ins w:id="2057" w:author="PR Preview" w:date="2026-01-01T00:00:00Z">
         <w:r>
           <w:t xml:space="preserve">is a</w:t>
         </w:r>
       </w:ins>
-      <w:ins w:id="2054" w:author="PR Preview" w:date="2026-01-01T00:00:00Z">
+      <w:ins w:id="2058" w:author="PR Preview" w:date="2026-01-01T00:00:00Z">
         <w:r>
           <w:t xml:space="preserve"> </w:t>
         </w:r>
       </w:ins>
       <w:hyperlink r:id="rId144">
-        <w:ins w:id="2055" w:author="PR Preview" w:date="2026-01-01T00:00:00Z">
+        <w:ins w:id="2059" w:author="PR Preview" w:date="2026-01-01T00:00:00Z">
           <w:r>
             <w:rPr>
               <w:rStyle w:val="Hyperlink"/>
@@ -54162,7 +54232,7 @@
           </w:r>
         </w:ins>
       </w:hyperlink>
-      <w:ins w:id="2056" w:author="PR Preview" w:date="2026-01-01T00:00:00Z">
+      <w:ins w:id="2060" w:author="PR Preview" w:date="2026-01-01T00:00:00Z">
         <w:r>
           <w:t xml:space="preserve"> </w:t>
         </w:r>
@@ -54181,17 +54251,17 @@
           <m:t>B</m:t>
         </m:r>
       </m:oMath>
-      <w:ins w:id="2057" w:author="PR Preview" w:date="2026-01-01T00:00:00Z">
+      <w:ins w:id="2061" w:author="PR Preview" w:date="2026-01-01T00:00:00Z">
         <w:r>
           <w:t xml:space="preserve"> </w:t>
         </w:r>
       </w:ins>
-      <w:ins w:id="2058" w:author="PR Preview" w:date="2026-01-01T00:00:00Z">
+      <w:ins w:id="2062" w:author="PR Preview" w:date="2026-01-01T00:00:00Z">
         <w:r>
           <w:t xml:space="preserve">with</w:t>
         </w:r>
       </w:ins>
-      <w:ins w:id="2059" w:author="PR Preview" w:date="2026-01-01T00:00:00Z">
+      <w:ins w:id="2063" w:author="PR Preview" w:date="2026-01-01T00:00:00Z">
         <w:r>
           <w:t xml:space="preserve"> </w:t>
         </w:r>
@@ -54214,17 +54284,17 @@
           <m:t>S</m:t>
         </m:r>
       </m:oMath>
-      <w:ins w:id="2060" w:author="PR Preview" w:date="2026-01-01T00:00:00Z">
+      <w:ins w:id="2064" w:author="PR Preview" w:date="2026-01-01T00:00:00Z">
         <w:r>
           <w:t xml:space="preserve"> </w:t>
         </w:r>
       </w:ins>
-      <w:ins w:id="2061" w:author="PR Preview" w:date="2026-01-01T00:00:00Z">
+      <w:ins w:id="2065" w:author="PR Preview" w:date="2026-01-01T00:00:00Z">
         <w:r>
           <w:t xml:space="preserve">and</w:t>
         </w:r>
       </w:ins>
-      <w:ins w:id="2062" w:author="PR Preview" w:date="2026-01-01T00:00:00Z">
+      <w:ins w:id="2066" w:author="PR Preview" w:date="2026-01-01T00:00:00Z">
         <w:r>
           <w:t xml:space="preserve"> </w:t>
         </w:r>
@@ -54247,7 +54317,7 @@
           <m:t>T</m:t>
         </m:r>
       </m:oMath>
-      <w:ins w:id="2063" w:author="PR Preview" w:date="2026-01-01T00:00:00Z">
+      <w:ins w:id="2067" w:author="PR Preview" w:date="2026-01-01T00:00:00Z">
         <w:r>
           <w:t xml:space="preserve">.</w:t>
         </w:r>
@@ -54259,7 +54329,7 @@
       <w:pPr>
         <w:pStyle w:val="BodyText"/>
       </w:pPr>
-      <w:ins w:id="2064" w:author="PR Preview" w:date="2026-01-01T00:00:00Z">
+      <w:ins w:id="2068" w:author="PR Preview" w:date="2026-01-01T00:00:00Z">
         <w:r>
           <w:rPr>
             <w:b/>
@@ -54268,7 +54338,7 @@
           <w:t xml:space="preserve">Definition 36 (Product</w:t>
         </w:r>
       </w:ins>
-      <w:ins w:id="2065" w:author="PR Preview" w:date="2026-01-01T00:00:00Z">
+      <w:ins w:id="2069" w:author="PR Preview" w:date="2026-01-01T00:00:00Z">
         <w:r>
           <w:rPr>
             <w:b/>
@@ -54282,7 +54352,7 @@
           <m:t>σ</m:t>
         </m:r>
       </m:oMath>
-      <w:ins w:id="2066" w:author="PR Preview" w:date="2026-01-01T00:00:00Z">
+      <w:ins w:id="2070" w:author="PR Preview" w:date="2026-01-01T00:00:00Z">
         <w:r>
           <w:rPr>
             <w:b/>
@@ -54291,17 +54361,17 @@
           <w:t xml:space="preserve">-algebra)</w:t>
         </w:r>
       </w:ins>
-      <w:ins w:id="2067" w:author="PR Preview" w:date="2026-01-01T00:00:00Z">
+      <w:ins w:id="2071" w:author="PR Preview" w:date="2026-01-01T00:00:00Z">
         <w:r>
           <w:t xml:space="preserve"> </w:t>
         </w:r>
       </w:ins>
-      <w:ins w:id="2068" w:author="PR Preview" w:date="2026-01-01T00:00:00Z">
+      <w:ins w:id="2072" w:author="PR Preview" w:date="2026-01-01T00:00:00Z">
         <w:r>
           <w:t xml:space="preserve">For the measurable spaces</w:t>
         </w:r>
       </w:ins>
-      <w:ins w:id="2069" w:author="PR Preview" w:date="2026-01-01T00:00:00Z">
+      <w:ins w:id="2073" w:author="PR Preview" w:date="2026-01-01T00:00:00Z">
         <w:r>
           <w:t xml:space="preserve"> </w:t>
         </w:r>
@@ -54336,17 +54406,17 @@
           <m:t>)</m:t>
         </m:r>
       </m:oMath>
-      <w:ins w:id="2070" w:author="PR Preview" w:date="2026-01-01T00:00:00Z">
+      <w:ins w:id="2074" w:author="PR Preview" w:date="2026-01-01T00:00:00Z">
         <w:r>
           <w:t xml:space="preserve"> </w:t>
         </w:r>
       </w:ins>
-      <w:ins w:id="2071" w:author="PR Preview" w:date="2026-01-01T00:00:00Z">
+      <w:ins w:id="2075" w:author="PR Preview" w:date="2026-01-01T00:00:00Z">
         <w:r>
           <w:t xml:space="preserve">and</w:t>
         </w:r>
       </w:ins>
-      <w:ins w:id="2072" w:author="PR Preview" w:date="2026-01-01T00:00:00Z">
+      <w:ins w:id="2076" w:author="PR Preview" w:date="2026-01-01T00:00:00Z">
         <w:r>
           <w:t xml:space="preserve"> </w:t>
         </w:r>
@@ -54381,23 +54451,23 @@
           <m:t>)</m:t>
         </m:r>
       </m:oMath>
-      <w:ins w:id="2073" w:author="PR Preview" w:date="2026-01-01T00:00:00Z">
+      <w:ins w:id="2077" w:author="PR Preview" w:date="2026-01-01T00:00:00Z">
         <w:r>
           <w:t xml:space="preserve"> </w:t>
         </w:r>
       </w:ins>
-      <w:ins w:id="2074" w:author="PR Preview" w:date="2026-01-01T00:00:00Z">
+      <w:ins w:id="2078" w:author="PR Preview" w:date="2026-01-01T00:00:00Z">
         <w:r>
           <w:t xml:space="preserve">of</w:t>
         </w:r>
       </w:ins>
-      <w:ins w:id="2075" w:author="PR Preview" w:date="2026-01-01T00:00:00Z">
+      <w:ins w:id="2079" w:author="PR Preview" w:date="2026-01-01T00:00:00Z">
         <w:r>
           <w:t xml:space="preserve"> </w:t>
         </w:r>
       </w:ins>
       <w:hyperlink w:anchor="def-measurable-rectangle">
-        <w:ins w:id="2076" w:author="PR Preview" w:date="2026-01-01T00:00:00Z">
+        <w:ins w:id="2080" w:author="PR Preview" w:date="2026-01-01T00:00:00Z">
           <w:r>
             <w:rPr>
               <w:rStyle w:val="Hyperlink"/>
@@ -54406,27 +54476,27 @@
           </w:r>
         </w:ins>
       </w:hyperlink>
-      <w:ins w:id="2077" w:author="PR Preview" w:date="2026-01-01T00:00:00Z">
+      <w:ins w:id="2081" w:author="PR Preview" w:date="2026-01-01T00:00:00Z">
         <w:r>
           <w:t xml:space="preserve">,</w:t>
         </w:r>
       </w:ins>
-      <w:ins w:id="2078" w:author="PR Preview" w:date="2026-01-01T00:00:00Z">
+      <w:ins w:id="2082" w:author="PR Preview" w:date="2026-01-01T00:00:00Z">
         <w:r>
           <w:t xml:space="preserve"> </w:t>
         </w:r>
       </w:ins>
-      <w:ins w:id="2079" w:author="PR Preview" w:date="2026-01-01T00:00:00Z">
+      <w:ins w:id="2083" w:author="PR Preview" w:date="2026-01-01T00:00:00Z">
         <w:r>
           <w:t xml:space="preserve">the</w:t>
         </w:r>
       </w:ins>
-      <w:ins w:id="2080" w:author="PR Preview" w:date="2026-01-01T00:00:00Z">
+      <w:ins w:id="2084" w:author="PR Preview" w:date="2026-01-01T00:00:00Z">
         <w:r>
           <w:t xml:space="preserve"> </w:t>
         </w:r>
       </w:ins>
-      <w:ins w:id="2081" w:author="PR Preview" w:date="2026-01-01T00:00:00Z">
+      <w:ins w:id="2085" w:author="PR Preview" w:date="2026-01-01T00:00:00Z">
         <w:r>
           <w:rPr>
             <w:b/>
@@ -54435,7 +54505,7 @@
           <w:t xml:space="preserve">product</w:t>
         </w:r>
       </w:ins>
-      <w:ins w:id="2082" w:author="PR Preview" w:date="2026-01-01T00:00:00Z">
+      <w:ins w:id="2086" w:author="PR Preview" w:date="2026-01-01T00:00:00Z">
         <w:r>
           <w:rPr>
             <w:b/>
@@ -54449,7 +54519,7 @@
           <m:t>σ</m:t>
         </m:r>
       </m:oMath>
-      <w:ins w:id="2083" w:author="PR Preview" w:date="2026-01-01T00:00:00Z">
+      <w:ins w:id="2087" w:author="PR Preview" w:date="2026-01-01T00:00:00Z">
         <w:r>
           <w:rPr>
             <w:b/>
@@ -54458,7 +54528,7 @@
           <w:t xml:space="preserve">-algebra</w:t>
         </w:r>
       </w:ins>
-      <w:ins w:id="2084" w:author="PR Preview" w:date="2026-01-01T00:00:00Z">
+      <w:ins w:id="2088" w:author="PR Preview" w:date="2026-01-01T00:00:00Z">
         <w:r>
           <w:t xml:space="preserve"> </w:t>
         </w:r>
@@ -54485,17 +54555,17 @@
           <m:t>T</m:t>
         </m:r>
       </m:oMath>
-      <w:ins w:id="2085" w:author="PR Preview" w:date="2026-01-01T00:00:00Z">
+      <w:ins w:id="2089" w:author="PR Preview" w:date="2026-01-01T00:00:00Z">
         <w:r>
           <w:t xml:space="preserve"> </w:t>
         </w:r>
       </w:ins>
-      <w:ins w:id="2086" w:author="PR Preview" w:date="2026-01-01T00:00:00Z">
+      <w:ins w:id="2090" w:author="PR Preview" w:date="2026-01-01T00:00:00Z">
         <w:r>
           <w:t xml:space="preserve">is the</w:t>
         </w:r>
       </w:ins>
-      <w:ins w:id="2087" w:author="PR Preview" w:date="2026-01-01T00:00:00Z">
+      <w:ins w:id="2091" w:author="PR Preview" w:date="2026-01-01T00:00:00Z">
         <w:r>
           <w:t xml:space="preserve"> </w:t>
         </w:r>
@@ -54505,12 +54575,12 @@
           <m:t>σ</m:t>
         </m:r>
       </m:oMath>
-      <w:ins w:id="2088" w:author="PR Preview" w:date="2026-01-01T00:00:00Z">
+      <w:ins w:id="2092" w:author="PR Preview" w:date="2026-01-01T00:00:00Z">
         <w:r>
           <w:t xml:space="preserve">-algebra on</w:t>
         </w:r>
       </w:ins>
-      <w:ins w:id="2089" w:author="PR Preview" w:date="2026-01-01T00:00:00Z">
+      <w:ins w:id="2093" w:author="PR Preview" w:date="2026-01-01T00:00:00Z">
         <w:r>
           <w:t xml:space="preserve"> </w:t>
         </w:r>
@@ -54529,13 +54599,13 @@
           <m:t>T</m:t>
         </m:r>
       </m:oMath>
-      <w:ins w:id="2090" w:author="PR Preview" w:date="2026-01-01T00:00:00Z">
+      <w:ins w:id="2094" w:author="PR Preview" w:date="2026-01-01T00:00:00Z">
         <w:r>
           <w:t xml:space="preserve"> </w:t>
         </w:r>
       </w:ins>
       <w:hyperlink w:anchor="def-generated-sigma-algebra">
-        <w:ins w:id="2091" w:author="PR Preview" w:date="2026-01-01T00:00:00Z">
+        <w:ins w:id="2095" w:author="PR Preview" w:date="2026-01-01T00:00:00Z">
           <w:r>
             <w:rPr>
               <w:rStyle w:val="Hyperlink"/>
@@ -54544,12 +54614,12 @@
           </w:r>
         </w:ins>
       </w:hyperlink>
-      <w:ins w:id="2092" w:author="PR Preview" w:date="2026-01-01T00:00:00Z">
+      <w:ins w:id="2096" w:author="PR Preview" w:date="2026-01-01T00:00:00Z">
         <w:r>
           <w:t xml:space="preserve"> </w:t>
         </w:r>
       </w:ins>
-      <w:ins w:id="2093" w:author="PR Preview" w:date="2026-01-01T00:00:00Z">
+      <w:ins w:id="2097" w:author="PR Preview" w:date="2026-01-01T00:00:00Z">
         <w:r>
           <w:t xml:space="preserve">the measurable rectangles.</w:t>
         </w:r>
@@ -55061,7 +55131,7 @@
       <w:pPr>
         <w:pStyle w:val="FirstParagraph"/>
       </w:pPr>
-      <w:del w:id="2094" w:author="PR Preview" w:date="2026-01-01T00:00:00Z">
+      <w:del w:id="2098" w:author="PR Preview" w:date="2026-01-01T00:00:00Z">
         <w:r>
           <w:rPr>
             <w:b/>
@@ -55070,17 +55140,17 @@
           <w:delText xml:space="preserve">Definition 30 (Product measure)</w:delText>
         </w:r>
       </w:del>
-      <w:del w:id="2095" w:author="PR Preview" w:date="2026-01-01T00:00:00Z">
+      <w:del w:id="2099" w:author="PR Preview" w:date="2026-01-01T00:00:00Z">
         <w:r>
           <w:delText xml:space="preserve"> </w:delText>
         </w:r>
       </w:del>
-      <w:del w:id="2096" w:author="PR Preview" w:date="2026-01-01T00:00:00Z">
+      <w:del w:id="2100" w:author="PR Preview" w:date="2026-01-01T00:00:00Z">
         <w:r>
           <w:delText xml:space="preserve">Let</w:delText>
         </w:r>
       </w:del>
-      <w:del w:id="2097" w:author="PR Preview" w:date="2026-01-01T00:00:00Z">
+      <w:del w:id="2101" w:author="PR Preview" w:date="2026-01-01T00:00:00Z">
         <w:r>
           <w:delText xml:space="preserve"> </w:delText>
         </w:r>
@@ -55124,17 +55194,17 @@
           <m:t>)</m:t>
         </m:r>
       </m:oMath>
-      <w:del w:id="2098" w:author="PR Preview" w:date="2026-01-01T00:00:00Z">
+      <w:del w:id="2102" w:author="PR Preview" w:date="2026-01-01T00:00:00Z">
         <w:r>
           <w:delText xml:space="preserve"> </w:delText>
         </w:r>
       </w:del>
-      <w:del w:id="2099" w:author="PR Preview" w:date="2026-01-01T00:00:00Z">
+      <w:del w:id="2103" w:author="PR Preview" w:date="2026-01-01T00:00:00Z">
         <w:r>
           <w:delText xml:space="preserve">and</w:delText>
         </w:r>
       </w:del>
-      <w:del w:id="2100" w:author="PR Preview" w:date="2026-01-01T00:00:00Z">
+      <w:del w:id="2104" w:author="PR Preview" w:date="2026-01-01T00:00:00Z">
         <w:r>
           <w:delText xml:space="preserve"> </w:delText>
         </w:r>
@@ -55178,27 +55248,27 @@
           <m:t>)</m:t>
         </m:r>
       </m:oMath>
-      <w:del w:id="2101" w:author="PR Preview" w:date="2026-01-01T00:00:00Z">
+      <w:del w:id="2105" w:author="PR Preview" w:date="2026-01-01T00:00:00Z">
         <w:r>
           <w:delText xml:space="preserve"> </w:delText>
         </w:r>
       </w:del>
-      <w:del w:id="2102" w:author="PR Preview" w:date="2026-01-01T00:00:00Z">
+      <w:del w:id="2106" w:author="PR Preview" w:date="2026-01-01T00:00:00Z">
         <w:r>
           <w:delText xml:space="preserve">be measure spaces</w:delText>
         </w:r>
       </w:del>
-      <w:del w:id="2103" w:author="PR Preview" w:date="2026-01-01T00:00:00Z">
+      <w:del w:id="2107" w:author="PR Preview" w:date="2026-01-01T00:00:00Z">
         <w:r>
           <w:delText xml:space="preserve"> </w:delText>
         </w:r>
       </w:del>
-      <w:del w:id="2104" w:author="PR Preview" w:date="2026-01-01T00:00:00Z">
+      <w:del w:id="2108" w:author="PR Preview" w:date="2026-01-01T00:00:00Z">
         <w:r>
           <w:delText xml:space="preserve">with</w:delText>
         </w:r>
       </w:del>
-      <w:del w:id="2105" w:author="PR Preview" w:date="2026-01-01T00:00:00Z">
+      <w:del w:id="2109" w:author="PR Preview" w:date="2026-01-01T00:00:00Z">
         <w:r>
           <w:delText xml:space="preserve"> </w:delText>
         </w:r>
@@ -55209,7 +55279,7 @@
             <m:t>σ</m:t>
           </m:r>
         </m:oMath>
-        <w:del w:id="2106" w:author="PR Preview" w:date="2026-01-01T00:00:00Z">
+        <w:del w:id="2110" w:author="PR Preview" w:date="2026-01-01T00:00:00Z">
           <w:r>
             <w:rPr>
               <w:rStyle w:val="Hyperlink"/>
@@ -55218,17 +55288,17 @@
           </w:r>
         </w:del>
       </w:hyperlink>
-      <w:del w:id="2107" w:author="PR Preview" w:date="2026-01-01T00:00:00Z">
+      <w:del w:id="2111" w:author="PR Preview" w:date="2026-01-01T00:00:00Z">
         <w:r>
           <w:delText xml:space="preserve"> </w:delText>
         </w:r>
       </w:del>
-      <w:del w:id="2108" w:author="PR Preview" w:date="2026-01-01T00:00:00Z">
+      <w:del w:id="2112" w:author="PR Preview" w:date="2026-01-01T00:00:00Z">
         <w:r>
           <w:delText xml:space="preserve">measures</w:delText>
         </w:r>
       </w:del>
-      <w:del w:id="2109" w:author="PR Preview" w:date="2026-01-01T00:00:00Z">
+      <w:del w:id="2113" w:author="PR Preview" w:date="2026-01-01T00:00:00Z">
         <w:r>
           <w:delText xml:space="preserve"> </w:delText>
         </w:r>
@@ -55238,17 +55308,17 @@
           <m:t>μ</m:t>
         </m:r>
       </m:oMath>
-      <w:del w:id="2110" w:author="PR Preview" w:date="2026-01-01T00:00:00Z">
+      <w:del w:id="2114" w:author="PR Preview" w:date="2026-01-01T00:00:00Z">
         <w:r>
           <w:delText xml:space="preserve"> </w:delText>
         </w:r>
       </w:del>
-      <w:del w:id="2111" w:author="PR Preview" w:date="2026-01-01T00:00:00Z">
+      <w:del w:id="2115" w:author="PR Preview" w:date="2026-01-01T00:00:00Z">
         <w:r>
           <w:delText xml:space="preserve">and</w:delText>
         </w:r>
       </w:del>
-      <w:del w:id="2112" w:author="PR Preview" w:date="2026-01-01T00:00:00Z">
+      <w:del w:id="2116" w:author="PR Preview" w:date="2026-01-01T00:00:00Z">
         <w:r>
           <w:delText xml:space="preserve"> </w:delText>
         </w:r>
@@ -55258,27 +55328,27 @@
           <m:t>ν</m:t>
         </m:r>
       </m:oMath>
-      <w:del w:id="2113" w:author="PR Preview" w:date="2026-01-01T00:00:00Z">
+      <w:del w:id="2117" w:author="PR Preview" w:date="2026-01-01T00:00:00Z">
         <w:r>
           <w:delText xml:space="preserve">.</w:delText>
         </w:r>
       </w:del>
-      <w:del w:id="2114" w:author="PR Preview" w:date="2026-01-01T00:00:00Z">
+      <w:del w:id="2118" w:author="PR Preview" w:date="2026-01-01T00:00:00Z">
         <w:r>
           <w:delText xml:space="preserve"> </w:delText>
         </w:r>
       </w:del>
-      <w:del w:id="2115" w:author="PR Preview" w:date="2026-01-01T00:00:00Z">
+      <w:del w:id="2119" w:author="PR Preview" w:date="2026-01-01T00:00:00Z">
         <w:r>
           <w:delText xml:space="preserve">The</w:delText>
         </w:r>
       </w:del>
-      <w:del w:id="2116" w:author="PR Preview" w:date="2026-01-01T00:00:00Z">
+      <w:del w:id="2120" w:author="PR Preview" w:date="2026-01-01T00:00:00Z">
         <w:r>
           <w:delText xml:space="preserve"> </w:delText>
         </w:r>
       </w:del>
-      <w:del w:id="2117" w:author="PR Preview" w:date="2026-01-01T00:00:00Z">
+      <w:del w:id="2121" w:author="PR Preview" w:date="2026-01-01T00:00:00Z">
         <w:r>
           <w:rPr>
             <w:b/>
@@ -55287,7 +55357,7 @@
           <w:delText xml:space="preserve">product measure</w:delText>
         </w:r>
       </w:del>
-      <w:del w:id="2118" w:author="PR Preview" w:date="2026-01-01T00:00:00Z">
+      <w:del w:id="2122" w:author="PR Preview" w:date="2026-01-01T00:00:00Z">
         <w:r>
           <w:delText xml:space="preserve"> </w:delText>
         </w:r>
@@ -55306,23 +55376,23 @@
           <m:t>ν</m:t>
         </m:r>
       </m:oMath>
-      <w:del w:id="2119" w:author="PR Preview" w:date="2026-01-01T00:00:00Z">
+      <w:del w:id="2123" w:author="PR Preview" w:date="2026-01-01T00:00:00Z">
         <w:r>
           <w:delText xml:space="preserve"> </w:delText>
         </w:r>
       </w:del>
-      <w:del w:id="2120" w:author="PR Preview" w:date="2026-01-01T00:00:00Z">
+      <w:del w:id="2124" w:author="PR Preview" w:date="2026-01-01T00:00:00Z">
         <w:r>
           <w:delText xml:space="preserve">is the measure on the</w:delText>
         </w:r>
       </w:del>
-      <w:del w:id="2121" w:author="PR Preview" w:date="2026-01-01T00:00:00Z">
+      <w:del w:id="2125" w:author="PR Preview" w:date="2026-01-01T00:00:00Z">
         <w:r>
           <w:delText xml:space="preserve"> </w:delText>
         </w:r>
       </w:del>
       <w:hyperlink w:anchor="def-product-sigma-algebra">
-        <w:del w:id="2122" w:author="PR Preview" w:date="2026-01-01T00:00:00Z">
+        <w:del w:id="2126" w:author="PR Preview" w:date="2026-01-01T00:00:00Z">
           <w:r>
             <w:rPr>
               <w:rStyle w:val="Hyperlink"/>
@@ -55330,7 +55400,7 @@
             <w:delText xml:space="preserve">product</w:delText>
           </w:r>
         </w:del>
-        <w:del w:id="2123" w:author="PR Preview" w:date="2026-01-01T00:00:00Z">
+        <w:del w:id="2127" w:author="PR Preview" w:date="2026-01-01T00:00:00Z">
           <w:r>
             <w:rPr>
               <w:rStyle w:val="Hyperlink"/>
@@ -55343,7 +55413,7 @@
             <m:t>σ</m:t>
           </m:r>
         </m:oMath>
-        <w:del w:id="2124" w:author="PR Preview" w:date="2026-01-01T00:00:00Z">
+        <w:del w:id="2128" w:author="PR Preview" w:date="2026-01-01T00:00:00Z">
           <w:r>
             <w:rPr>
               <w:rStyle w:val="Hyperlink"/>
@@ -55352,7 +55422,7 @@
           </w:r>
         </w:del>
       </w:hyperlink>
-      <w:del w:id="2125" w:author="PR Preview" w:date="2026-01-01T00:00:00Z">
+      <w:del w:id="2129" w:author="PR Preview" w:date="2026-01-01T00:00:00Z">
         <w:r>
           <w:delText xml:space="preserve"> </w:delText>
         </w:r>
@@ -55379,12 +55449,12 @@
           <m:t>T</m:t>
         </m:r>
       </m:oMath>
-      <w:del w:id="2126" w:author="PR Preview" w:date="2026-01-01T00:00:00Z">
+      <w:del w:id="2130" w:author="PR Preview" w:date="2026-01-01T00:00:00Z">
         <w:r>
           <w:delText xml:space="preserve"> </w:delText>
         </w:r>
       </w:del>
-      <w:del w:id="2127" w:author="PR Preview" w:date="2026-01-01T00:00:00Z">
+      <w:del w:id="2131" w:author="PR Preview" w:date="2026-01-01T00:00:00Z">
         <w:r>
           <w:delText xml:space="preserve">that gives each measurable rectangle the product of the measures of its sides:</w:delText>
         </w:r>
@@ -55394,7 +55464,7 @@
       <w:pPr>
         <w:pStyle w:val="FirstParagraph"/>
       </w:pPr>
-      <w:ins w:id="2128" w:author="PR Preview" w:date="2026-01-01T00:00:00Z">
+      <w:ins w:id="2132" w:author="PR Preview" w:date="2026-01-01T00:00:00Z">
         <w:r>
           <w:rPr>
             <w:b/>
@@ -55403,17 +55473,17 @@
           <w:t xml:space="preserve">Definition 37 (Product measure)</w:t>
         </w:r>
       </w:ins>
-      <w:ins w:id="2129" w:author="PR Preview" w:date="2026-01-01T00:00:00Z">
+      <w:ins w:id="2133" w:author="PR Preview" w:date="2026-01-01T00:00:00Z">
         <w:r>
           <w:t xml:space="preserve"> </w:t>
         </w:r>
       </w:ins>
-      <w:ins w:id="2130" w:author="PR Preview" w:date="2026-01-01T00:00:00Z">
+      <w:ins w:id="2134" w:author="PR Preview" w:date="2026-01-01T00:00:00Z">
         <w:r>
           <w:t xml:space="preserve">Let</w:t>
         </w:r>
       </w:ins>
-      <w:ins w:id="2131" w:author="PR Preview" w:date="2026-01-01T00:00:00Z">
+      <w:ins w:id="2135" w:author="PR Preview" w:date="2026-01-01T00:00:00Z">
         <w:r>
           <w:t xml:space="preserve"> </w:t>
         </w:r>
@@ -55457,17 +55527,17 @@
           <m:t>)</m:t>
         </m:r>
       </m:oMath>
-      <w:ins w:id="2132" w:author="PR Preview" w:date="2026-01-01T00:00:00Z">
+      <w:ins w:id="2136" w:author="PR Preview" w:date="2026-01-01T00:00:00Z">
         <w:r>
           <w:t xml:space="preserve"> </w:t>
         </w:r>
       </w:ins>
-      <w:ins w:id="2133" w:author="PR Preview" w:date="2026-01-01T00:00:00Z">
+      <w:ins w:id="2137" w:author="PR Preview" w:date="2026-01-01T00:00:00Z">
         <w:r>
           <w:t xml:space="preserve">and</w:t>
         </w:r>
       </w:ins>
-      <w:ins w:id="2134" w:author="PR Preview" w:date="2026-01-01T00:00:00Z">
+      <w:ins w:id="2138" w:author="PR Preview" w:date="2026-01-01T00:00:00Z">
         <w:r>
           <w:t xml:space="preserve"> </w:t>
         </w:r>
@@ -55511,27 +55581,27 @@
           <m:t>)</m:t>
         </m:r>
       </m:oMath>
-      <w:ins w:id="2135" w:author="PR Preview" w:date="2026-01-01T00:00:00Z">
+      <w:ins w:id="2139" w:author="PR Preview" w:date="2026-01-01T00:00:00Z">
         <w:r>
           <w:t xml:space="preserve"> </w:t>
         </w:r>
       </w:ins>
-      <w:ins w:id="2136" w:author="PR Preview" w:date="2026-01-01T00:00:00Z">
+      <w:ins w:id="2140" w:author="PR Preview" w:date="2026-01-01T00:00:00Z">
         <w:r>
           <w:t xml:space="preserve">be measure spaces</w:t>
         </w:r>
       </w:ins>
-      <w:ins w:id="2137" w:author="PR Preview" w:date="2026-01-01T00:00:00Z">
+      <w:ins w:id="2141" w:author="PR Preview" w:date="2026-01-01T00:00:00Z">
         <w:r>
           <w:t xml:space="preserve"> </w:t>
         </w:r>
       </w:ins>
-      <w:ins w:id="2138" w:author="PR Preview" w:date="2026-01-01T00:00:00Z">
+      <w:ins w:id="2142" w:author="PR Preview" w:date="2026-01-01T00:00:00Z">
         <w:r>
           <w:t xml:space="preserve">with</w:t>
         </w:r>
       </w:ins>
-      <w:ins w:id="2139" w:author="PR Preview" w:date="2026-01-01T00:00:00Z">
+      <w:ins w:id="2143" w:author="PR Preview" w:date="2026-01-01T00:00:00Z">
         <w:r>
           <w:t xml:space="preserve"> </w:t>
         </w:r>
@@ -55542,7 +55612,7 @@
             <m:t>σ</m:t>
           </m:r>
         </m:oMath>
-        <w:ins w:id="2140" w:author="PR Preview" w:date="2026-01-01T00:00:00Z">
+        <w:ins w:id="2144" w:author="PR Preview" w:date="2026-01-01T00:00:00Z">
           <w:r>
             <w:rPr>
               <w:rStyle w:val="Hyperlink"/>
@@ -55551,17 +55621,17 @@
           </w:r>
         </w:ins>
       </w:hyperlink>
-      <w:ins w:id="2141" w:author="PR Preview" w:date="2026-01-01T00:00:00Z">
+      <w:ins w:id="2145" w:author="PR Preview" w:date="2026-01-01T00:00:00Z">
         <w:r>
           <w:t xml:space="preserve"> </w:t>
         </w:r>
       </w:ins>
-      <w:ins w:id="2142" w:author="PR Preview" w:date="2026-01-01T00:00:00Z">
+      <w:ins w:id="2146" w:author="PR Preview" w:date="2026-01-01T00:00:00Z">
         <w:r>
           <w:t xml:space="preserve">measures</w:t>
         </w:r>
       </w:ins>
-      <w:ins w:id="2143" w:author="PR Preview" w:date="2026-01-01T00:00:00Z">
+      <w:ins w:id="2147" w:author="PR Preview" w:date="2026-01-01T00:00:00Z">
         <w:r>
           <w:t xml:space="preserve"> </w:t>
         </w:r>
@@ -55571,17 +55641,17 @@
           <m:t>μ</m:t>
         </m:r>
       </m:oMath>
-      <w:ins w:id="2144" w:author="PR Preview" w:date="2026-01-01T00:00:00Z">
+      <w:ins w:id="2148" w:author="PR Preview" w:date="2026-01-01T00:00:00Z">
         <w:r>
           <w:t xml:space="preserve"> </w:t>
         </w:r>
       </w:ins>
-      <w:ins w:id="2145" w:author="PR Preview" w:date="2026-01-01T00:00:00Z">
+      <w:ins w:id="2149" w:author="PR Preview" w:date="2026-01-01T00:00:00Z">
         <w:r>
           <w:t xml:space="preserve">and</w:t>
         </w:r>
       </w:ins>
-      <w:ins w:id="2146" w:author="PR Preview" w:date="2026-01-01T00:00:00Z">
+      <w:ins w:id="2150" w:author="PR Preview" w:date="2026-01-01T00:00:00Z">
         <w:r>
           <w:t xml:space="preserve"> </w:t>
         </w:r>
@@ -55591,27 +55661,27 @@
           <m:t>ν</m:t>
         </m:r>
       </m:oMath>
-      <w:ins w:id="2147" w:author="PR Preview" w:date="2026-01-01T00:00:00Z">
+      <w:ins w:id="2151" w:author="PR Preview" w:date="2026-01-01T00:00:00Z">
         <w:r>
           <w:t xml:space="preserve">.</w:t>
         </w:r>
       </w:ins>
-      <w:ins w:id="2148" w:author="PR Preview" w:date="2026-01-01T00:00:00Z">
+      <w:ins w:id="2152" w:author="PR Preview" w:date="2026-01-01T00:00:00Z">
         <w:r>
           <w:t xml:space="preserve"> </w:t>
         </w:r>
       </w:ins>
-      <w:ins w:id="2149" w:author="PR Preview" w:date="2026-01-01T00:00:00Z">
+      <w:ins w:id="2153" w:author="PR Preview" w:date="2026-01-01T00:00:00Z">
         <w:r>
           <w:t xml:space="preserve">The</w:t>
         </w:r>
       </w:ins>
-      <w:ins w:id="2150" w:author="PR Preview" w:date="2026-01-01T00:00:00Z">
+      <w:ins w:id="2154" w:author="PR Preview" w:date="2026-01-01T00:00:00Z">
         <w:r>
           <w:t xml:space="preserve"> </w:t>
         </w:r>
       </w:ins>
-      <w:ins w:id="2151" w:author="PR Preview" w:date="2026-01-01T00:00:00Z">
+      <w:ins w:id="2155" w:author="PR Preview" w:date="2026-01-01T00:00:00Z">
         <w:r>
           <w:rPr>
             <w:b/>
@@ -55620,7 +55690,7 @@
           <w:t xml:space="preserve">product measure</w:t>
         </w:r>
       </w:ins>
-      <w:ins w:id="2152" w:author="PR Preview" w:date="2026-01-01T00:00:00Z">
+      <w:ins w:id="2156" w:author="PR Preview" w:date="2026-01-01T00:00:00Z">
         <w:r>
           <w:t xml:space="preserve"> </w:t>
         </w:r>
@@ -55639,23 +55709,23 @@
           <m:t>ν</m:t>
         </m:r>
       </m:oMath>
-      <w:ins w:id="2153" w:author="PR Preview" w:date="2026-01-01T00:00:00Z">
+      <w:ins w:id="2157" w:author="PR Preview" w:date="2026-01-01T00:00:00Z">
         <w:r>
           <w:t xml:space="preserve"> </w:t>
         </w:r>
       </w:ins>
-      <w:ins w:id="2154" w:author="PR Preview" w:date="2026-01-01T00:00:00Z">
+      <w:ins w:id="2158" w:author="PR Preview" w:date="2026-01-01T00:00:00Z">
         <w:r>
           <w:t xml:space="preserve">is the measure on the</w:t>
         </w:r>
       </w:ins>
-      <w:ins w:id="2155" w:author="PR Preview" w:date="2026-01-01T00:00:00Z">
+      <w:ins w:id="2159" w:author="PR Preview" w:date="2026-01-01T00:00:00Z">
         <w:r>
           <w:t xml:space="preserve"> </w:t>
         </w:r>
       </w:ins>
       <w:hyperlink w:anchor="def-product-sigma-algebra">
-        <w:ins w:id="2156" w:author="PR Preview" w:date="2026-01-01T00:00:00Z">
+        <w:ins w:id="2160" w:author="PR Preview" w:date="2026-01-01T00:00:00Z">
           <w:r>
             <w:rPr>
               <w:rStyle w:val="Hyperlink"/>
@@ -55663,7 +55733,7 @@
             <w:t xml:space="preserve">product</w:t>
           </w:r>
         </w:ins>
-        <w:ins w:id="2157" w:author="PR Preview" w:date="2026-01-01T00:00:00Z">
+        <w:ins w:id="2161" w:author="PR Preview" w:date="2026-01-01T00:00:00Z">
           <w:r>
             <w:rPr>
               <w:rStyle w:val="Hyperlink"/>
@@ -55676,7 +55746,7 @@
             <m:t>σ</m:t>
           </m:r>
         </m:oMath>
-        <w:ins w:id="2158" w:author="PR Preview" w:date="2026-01-01T00:00:00Z">
+        <w:ins w:id="2162" w:author="PR Preview" w:date="2026-01-01T00:00:00Z">
           <w:r>
             <w:rPr>
               <w:rStyle w:val="Hyperlink"/>
@@ -55685,7 +55755,7 @@
           </w:r>
         </w:ins>
       </w:hyperlink>
-      <w:ins w:id="2159" w:author="PR Preview" w:date="2026-01-01T00:00:00Z">
+      <w:ins w:id="2163" w:author="PR Preview" w:date="2026-01-01T00:00:00Z">
         <w:r>
           <w:t xml:space="preserve"> </w:t>
         </w:r>
@@ -55712,12 +55782,12 @@
           <m:t>T</m:t>
         </m:r>
       </m:oMath>
-      <w:ins w:id="2160" w:author="PR Preview" w:date="2026-01-01T00:00:00Z">
+      <w:ins w:id="2164" w:author="PR Preview" w:date="2026-01-01T00:00:00Z">
         <w:r>
           <w:t xml:space="preserve"> </w:t>
         </w:r>
       </w:ins>
-      <w:ins w:id="2161" w:author="PR Preview" w:date="2026-01-01T00:00:00Z">
+      <w:ins w:id="2165" w:author="PR Preview" w:date="2026-01-01T00:00:00Z">
         <w:r>
           <w:t xml:space="preserve">that gives each measurable rectangle the product of the measures of its sides:</w:t>
         </w:r>
